--- a/documents/word/13_Procurement.docx
+++ b/documents/word/13_Procurement.docx
@@ -18,6 +18,7 @@
           <w14:ligatures w14:val="none"/>
         </w:rPr>
       </w:pPr>
+      <w:bookmarkStart w:id="0" w:name="_Toc224160872"/>
       <w:r>
         <w:rPr>
           <w:rFonts w:ascii="Times New Roman" w:eastAsia="Times New Roman" w:hAnsi="Times New Roman" w:cs="Times New Roman"/>
@@ -31,15 +32,17 @@
         </w:rPr>
         <w:t>13_Procurement_Commercial</w:t>
       </w:r>
+      <w:bookmarkEnd w:id="0"/>
     </w:p>
     <w:p>
       <w:pPr>
-        <w:spacing w:before="100" w:beforeAutospacing="1" w:after="100" w:afterAutospacing="1" w:line="240" w:lineRule="auto"/>
-        <w:rPr>
-          <w:rFonts w:ascii="Times New Roman" w:eastAsia="Times New Roman" w:hAnsi="Times New Roman" w:cs="Times New Roman"/>
-          <w:kern w:val="0"/>
-          <w:sz w:val="24"/>
-          <w:szCs w:val="24"/>
+        <w:rPr>
+          <w:rFonts w:ascii="Times New Roman" w:eastAsia="Times New Roman" w:hAnsi="Times New Roman" w:cs="Times New Roman"/>
+          <w:b/>
+          <w:bCs/>
+          <w:kern w:val="0"/>
+          <w:sz w:val="27"/>
+          <w:szCs w:val="27"/>
           <w:lang w:val="en-GB" w:eastAsia="en-GB" w:bidi="ar-SA"/>
           <w14:ligatures w14:val="none"/>
         </w:rPr>
@@ -55,37 +58,3143 @@
           <w:lang w:val="en-GB" w:eastAsia="en-GB" w:bidi="ar-SA"/>
           <w14:ligatures w14:val="none"/>
         </w:rPr>
-        <w:t>(RAM – Policies &amp; Procedures Manual Structured Architecture)</w:t>
-      </w:r>
+        <w:t xml:space="preserve"> </w:t>
+      </w:r>
+      <w:r>
+        <w:rPr>
+          <w:rFonts w:ascii="Times New Roman" w:eastAsia="Times New Roman" w:hAnsi="Times New Roman" w:cs="Times New Roman"/>
+          <w:b/>
+          <w:bCs/>
+          <w:kern w:val="0"/>
+          <w:sz w:val="27"/>
+          <w:szCs w:val="27"/>
+          <w:lang w:val="en-GB" w:eastAsia="en-GB" w:bidi="ar-SA"/>
+          <w14:ligatures w14:val="none"/>
+        </w:rPr>
+        <w:t xml:space="preserve">Document quality </w:t>
+      </w:r>
+    </w:p>
+    <w:tbl>
+      <w:tblPr>
+        <w:tblStyle w:val="PlainTable1"/>
+        <w:tblW w:w="9085" w:type="dxa"/>
+        <w:tblLook w:val="04A0" w:firstRow="1" w:lastRow="0" w:firstColumn="1" w:lastColumn="0" w:noHBand="0" w:noVBand="1"/>
+      </w:tblPr>
+      <w:tblGrid>
+        <w:gridCol w:w="2605"/>
+        <w:gridCol w:w="6480"/>
+      </w:tblGrid>
+      <w:tr>
+        <w:trPr>
+          <w:cnfStyle w:val="100000000000" w:firstRow="1" w:lastRow="0" w:firstColumn="0" w:lastColumn="0" w:oddVBand="0" w:evenVBand="0" w:oddHBand="0" w:evenHBand="0" w:firstRowFirstColumn="0" w:firstRowLastColumn="0" w:lastRowFirstColumn="0" w:lastRowLastColumn="0"/>
+        </w:trPr>
+        <w:tc>
+          <w:tcPr>
+            <w:cnfStyle w:val="001000000000" w:firstRow="0" w:lastRow="0" w:firstColumn="1" w:lastColumn="0" w:oddVBand="0" w:evenVBand="0" w:oddHBand="0" w:evenHBand="0" w:firstRowFirstColumn="0" w:firstRowLastColumn="0" w:lastRowFirstColumn="0" w:lastRowLastColumn="0"/>
+            <w:tcW w:w="2605" w:type="dxa"/>
+            <w:shd w:val="clear" w:color="auto" w:fill="0A2F41" w:themeFill="accent1" w:themeFillShade="80"/>
+          </w:tcPr>
+          <w:p>
+            <w:pPr>
+              <w:jc w:val="center"/>
+              <w:rPr>
+                <w:rFonts w:ascii="Times New Roman" w:eastAsia="Times New Roman" w:hAnsi="Times New Roman" w:cs="Times New Roman"/>
+                <w:kern w:val="0"/>
+                <w:sz w:val="24"/>
+                <w:szCs w:val="24"/>
+                <w:lang w:val="en-GB" w:eastAsia="en-GB" w:bidi="ar-SA"/>
+                <w14:ligatures w14:val="none"/>
+              </w:rPr>
+            </w:pPr>
+            <w:r>
+              <w:rPr>
+                <w:rFonts w:ascii="Times New Roman" w:eastAsia="Times New Roman" w:hAnsi="Times New Roman" w:cs="Times New Roman"/>
+                <w:kern w:val="0"/>
+                <w:sz w:val="24"/>
+                <w:szCs w:val="24"/>
+                <w:lang w:val="en-GB" w:eastAsia="en-GB" w:bidi="ar-SA"/>
+                <w14:ligatures w14:val="none"/>
+              </w:rPr>
+              <w:t>Item</w:t>
+            </w:r>
+          </w:p>
+        </w:tc>
+        <w:tc>
+          <w:tcPr>
+            <w:tcW w:w="6480" w:type="dxa"/>
+            <w:shd w:val="clear" w:color="auto" w:fill="0A2F41" w:themeFill="accent1" w:themeFillShade="80"/>
+          </w:tcPr>
+          <w:p>
+            <w:pPr>
+              <w:jc w:val="center"/>
+              <w:cnfStyle w:val="100000000000" w:firstRow="1" w:lastRow="0" w:firstColumn="0" w:lastColumn="0" w:oddVBand="0" w:evenVBand="0" w:oddHBand="0" w:evenHBand="0" w:firstRowFirstColumn="0" w:firstRowLastColumn="0" w:lastRowFirstColumn="0" w:lastRowLastColumn="0"/>
+              <w:rPr>
+                <w:rFonts w:ascii="Times New Roman" w:eastAsia="Times New Roman" w:hAnsi="Times New Roman" w:cs="Times New Roman"/>
+                <w:kern w:val="0"/>
+                <w:sz w:val="24"/>
+                <w:szCs w:val="24"/>
+                <w:lang w:val="en-GB" w:eastAsia="en-GB" w:bidi="ar-SA"/>
+                <w14:ligatures w14:val="none"/>
+              </w:rPr>
+            </w:pPr>
+            <w:r>
+              <w:rPr>
+                <w:rFonts w:ascii="Times New Roman" w:eastAsia="Times New Roman" w:hAnsi="Times New Roman" w:cs="Times New Roman"/>
+                <w:kern w:val="0"/>
+                <w:sz w:val="24"/>
+                <w:szCs w:val="24"/>
+                <w:lang w:val="en-GB" w:eastAsia="en-GB" w:bidi="ar-SA"/>
+                <w14:ligatures w14:val="none"/>
+              </w:rPr>
+              <w:t>Details</w:t>
+            </w:r>
+          </w:p>
+        </w:tc>
+      </w:tr>
+      <w:tr>
+        <w:trPr>
+          <w:cnfStyle w:val="000000100000" w:firstRow="0" w:lastRow="0" w:firstColumn="0" w:lastColumn="0" w:oddVBand="0" w:evenVBand="0" w:oddHBand="1" w:evenHBand="0" w:firstRowFirstColumn="0" w:firstRowLastColumn="0" w:lastRowFirstColumn="0" w:lastRowLastColumn="0"/>
+        </w:trPr>
+        <w:tc>
+          <w:tcPr>
+            <w:cnfStyle w:val="001000000000" w:firstRow="0" w:lastRow="0" w:firstColumn="1" w:lastColumn="0" w:oddVBand="0" w:evenVBand="0" w:oddHBand="0" w:evenHBand="0" w:firstRowFirstColumn="0" w:firstRowLastColumn="0" w:lastRowFirstColumn="0" w:lastRowLastColumn="0"/>
+            <w:tcW w:w="2605" w:type="dxa"/>
+            <w:hideMark/>
+          </w:tcPr>
+          <w:p>
+            <w:pPr>
+              <w:rPr>
+                <w:rFonts w:ascii="Times New Roman" w:eastAsia="Times New Roman" w:hAnsi="Times New Roman" w:cs="Times New Roman"/>
+                <w:kern w:val="0"/>
+                <w:sz w:val="24"/>
+                <w:szCs w:val="24"/>
+                <w:lang w:val="en-GB" w:eastAsia="en-GB" w:bidi="ar-SA"/>
+                <w14:ligatures w14:val="none"/>
+              </w:rPr>
+            </w:pPr>
+            <w:r>
+              <w:rPr>
+                <w:rFonts w:ascii="Times New Roman" w:eastAsia="Times New Roman" w:hAnsi="Times New Roman" w:cs="Times New Roman"/>
+                <w:kern w:val="0"/>
+                <w:sz w:val="24"/>
+                <w:szCs w:val="24"/>
+                <w:lang w:val="en-GB" w:eastAsia="en-GB" w:bidi="ar-SA"/>
+                <w14:ligatures w14:val="none"/>
+              </w:rPr>
+              <w:t>Organization</w:t>
+            </w:r>
+          </w:p>
+        </w:tc>
+        <w:tc>
+          <w:tcPr>
+            <w:tcW w:w="6480" w:type="dxa"/>
+            <w:hideMark/>
+          </w:tcPr>
+          <w:p>
+            <w:pPr>
+              <w:cnfStyle w:val="000000100000" w:firstRow="0" w:lastRow="0" w:firstColumn="0" w:lastColumn="0" w:oddVBand="0" w:evenVBand="0" w:oddHBand="1" w:evenHBand="0" w:firstRowFirstColumn="0" w:firstRowLastColumn="0" w:lastRowFirstColumn="0" w:lastRowLastColumn="0"/>
+              <w:rPr>
+                <w:rFonts w:ascii="Times New Roman" w:eastAsia="Times New Roman" w:hAnsi="Times New Roman" w:cs="Times New Roman"/>
+                <w:kern w:val="0"/>
+                <w:sz w:val="24"/>
+                <w:szCs w:val="24"/>
+                <w:lang w:val="en-GB" w:eastAsia="en-GB" w:bidi="ar-SA"/>
+                <w14:ligatures w14:val="none"/>
+              </w:rPr>
+            </w:pPr>
+            <w:r>
+              <w:rPr>
+                <w:rFonts w:ascii="Times New Roman" w:eastAsia="Times New Roman" w:hAnsi="Times New Roman" w:cs="Times New Roman"/>
+                <w:kern w:val="0"/>
+                <w:sz w:val="24"/>
+                <w:szCs w:val="24"/>
+                <w:lang w:val="en-GB" w:eastAsia="en-GB" w:bidi="ar-SA"/>
+                <w14:ligatures w14:val="none"/>
+              </w:rPr>
+              <w:t>RAM Governance Portal</w:t>
+            </w:r>
+          </w:p>
+        </w:tc>
+      </w:tr>
+      <w:tr>
+        <w:tc>
+          <w:tcPr>
+            <w:tcW w:w="2605" w:type="dxa"/>
+            <w:hideMark/>
+          </w:tcPr>
+          <w:p>
+            <w:pPr>
+              <w:cnfStyle w:val="001000000000" w:firstRow="0" w:lastRow="0" w:firstColumn="1" w:lastColumn="0" w:oddVBand="0" w:evenVBand="0" w:oddHBand="0" w:evenHBand="0" w:firstRowFirstColumn="0" w:firstRowLastColumn="0" w:lastRowFirstColumn="0" w:lastRowLastColumn="0"/>
+              <w:rPr>
+                <w:rFonts w:ascii="Times New Roman" w:eastAsia="Times New Roman" w:hAnsi="Times New Roman" w:cs="Times New Roman"/>
+                <w:kern w:val="0"/>
+                <w:sz w:val="24"/>
+                <w:szCs w:val="24"/>
+                <w:lang w:val="en-GB" w:eastAsia="en-GB" w:bidi="ar-SA"/>
+                <w14:ligatures w14:val="none"/>
+              </w:rPr>
+            </w:pPr>
+            <w:r>
+              <w:rPr>
+                <w:rFonts w:ascii="Times New Roman" w:eastAsia="Times New Roman" w:hAnsi="Times New Roman" w:cs="Times New Roman"/>
+                <w:kern w:val="0"/>
+                <w:sz w:val="24"/>
+                <w:szCs w:val="24"/>
+                <w:lang w:val="en-GB" w:eastAsia="en-GB" w:bidi="ar-SA"/>
+                <w14:ligatures w14:val="none"/>
+              </w:rPr>
+              <w:t>Document Title</w:t>
+            </w:r>
+          </w:p>
+        </w:tc>
+        <w:tc>
+          <w:tcPr>
+            <w:tcW w:w="6480" w:type="dxa"/>
+            <w:hideMark/>
+          </w:tcPr>
+          <w:p>
+            <w:pPr>
+              <w:rPr>
+                <w:rFonts w:ascii="Times New Roman" w:eastAsia="Times New Roman" w:hAnsi="Times New Roman" w:cs="Times New Roman"/>
+                <w:kern w:val="0"/>
+                <w:sz w:val="24"/>
+                <w:szCs w:val="24"/>
+                <w:lang w:val="en-GB" w:eastAsia="en-GB" w:bidi="ar-SA"/>
+                <w14:ligatures w14:val="none"/>
+              </w:rPr>
+            </w:pPr>
+            <w:r>
+              <w:rPr>
+                <w:rFonts w:ascii="Times New Roman" w:eastAsia="Times New Roman" w:hAnsi="Times New Roman" w:cs="Times New Roman"/>
+                <w:kern w:val="0"/>
+                <w:sz w:val="24"/>
+                <w:szCs w:val="24"/>
+                <w:lang w:val="en-GB" w:eastAsia="en-GB" w:bidi="ar-SA"/>
+                <w14:ligatures w14:val="none"/>
+              </w:rPr>
+              <w:t>13_Procurement_Commercial</w:t>
+            </w:r>
+          </w:p>
+        </w:tc>
+      </w:tr>
+      <w:tr>
+        <w:trPr>
+          <w:cnfStyle w:val="000000100000" w:firstRow="0" w:lastRow="0" w:firstColumn="0" w:lastColumn="0" w:oddVBand="0" w:evenVBand="0" w:oddHBand="1" w:evenHBand="0" w:firstRowFirstColumn="0" w:firstRowLastColumn="0" w:lastRowFirstColumn="0" w:lastRowLastColumn="0"/>
+        </w:trPr>
+        <w:tc>
+          <w:tcPr>
+            <w:cnfStyle w:val="001000000000" w:firstRow="0" w:lastRow="0" w:firstColumn="1" w:lastColumn="0" w:oddVBand="0" w:evenVBand="0" w:oddHBand="0" w:evenHBand="0" w:firstRowFirstColumn="0" w:firstRowLastColumn="0" w:lastRowFirstColumn="0" w:lastRowLastColumn="0"/>
+            <w:tcW w:w="2605" w:type="dxa"/>
+            <w:hideMark/>
+          </w:tcPr>
+          <w:p>
+            <w:pPr>
+              <w:rPr>
+                <w:rFonts w:ascii="Times New Roman" w:eastAsia="Times New Roman" w:hAnsi="Times New Roman" w:cs="Times New Roman"/>
+                <w:kern w:val="0"/>
+                <w:sz w:val="24"/>
+                <w:szCs w:val="24"/>
+                <w:lang w:val="en-GB" w:eastAsia="en-GB" w:bidi="ar-SA"/>
+                <w14:ligatures w14:val="none"/>
+              </w:rPr>
+            </w:pPr>
+            <w:r>
+              <w:rPr>
+                <w:rFonts w:ascii="Times New Roman" w:eastAsia="Times New Roman" w:hAnsi="Times New Roman" w:cs="Times New Roman"/>
+                <w:kern w:val="0"/>
+                <w:sz w:val="24"/>
+                <w:szCs w:val="24"/>
+                <w:lang w:val="en-GB" w:eastAsia="en-GB" w:bidi="ar-SA"/>
+                <w14:ligatures w14:val="none"/>
+              </w:rPr>
+              <w:t>Document Code</w:t>
+            </w:r>
+          </w:p>
+        </w:tc>
+        <w:tc>
+          <w:tcPr>
+            <w:tcW w:w="6480" w:type="dxa"/>
+            <w:hideMark/>
+          </w:tcPr>
+          <w:p>
+            <w:pPr>
+              <w:cnfStyle w:val="000000100000" w:firstRow="0" w:lastRow="0" w:firstColumn="0" w:lastColumn="0" w:oddVBand="0" w:evenVBand="0" w:oddHBand="1" w:evenHBand="0" w:firstRowFirstColumn="0" w:firstRowLastColumn="0" w:lastRowFirstColumn="0" w:lastRowLastColumn="0"/>
+              <w:rPr>
+                <w:rFonts w:ascii="Times New Roman" w:eastAsia="Times New Roman" w:hAnsi="Times New Roman" w:cs="Times New Roman"/>
+                <w:kern w:val="0"/>
+                <w:sz w:val="24"/>
+                <w:szCs w:val="24"/>
+                <w:lang w:val="en-GB" w:eastAsia="en-GB" w:bidi="ar-SA"/>
+                <w14:ligatures w14:val="none"/>
+              </w:rPr>
+            </w:pPr>
+            <w:r>
+              <w:rPr>
+                <w:rFonts w:ascii="Times New Roman" w:eastAsia="Times New Roman" w:hAnsi="Times New Roman" w:cs="Times New Roman"/>
+                <w:kern w:val="0"/>
+                <w:sz w:val="24"/>
+                <w:szCs w:val="24"/>
+                <w:lang w:val="en-GB" w:eastAsia="en-GB" w:bidi="ar-SA"/>
+                <w14:ligatures w14:val="none"/>
+              </w:rPr>
+              <w:t>RAM-PROC-013</w:t>
+            </w:r>
+          </w:p>
+        </w:tc>
+      </w:tr>
+      <w:tr>
+        <w:tc>
+          <w:tcPr>
+            <w:tcW w:w="2605" w:type="dxa"/>
+            <w:hideMark/>
+          </w:tcPr>
+          <w:p>
+            <w:pPr>
+              <w:cnfStyle w:val="001000000000" w:firstRow="0" w:lastRow="0" w:firstColumn="1" w:lastColumn="0" w:oddVBand="0" w:evenVBand="0" w:oddHBand="0" w:evenHBand="0" w:firstRowFirstColumn="0" w:firstRowLastColumn="0" w:lastRowFirstColumn="0" w:lastRowLastColumn="0"/>
+              <w:rPr>
+                <w:rFonts w:ascii="Times New Roman" w:eastAsia="Times New Roman" w:hAnsi="Times New Roman" w:cs="Times New Roman"/>
+                <w:kern w:val="0"/>
+                <w:sz w:val="24"/>
+                <w:szCs w:val="24"/>
+                <w:lang w:val="en-GB" w:eastAsia="en-GB" w:bidi="ar-SA"/>
+                <w14:ligatures w14:val="none"/>
+              </w:rPr>
+            </w:pPr>
+            <w:r>
+              <w:rPr>
+                <w:rFonts w:ascii="Times New Roman" w:eastAsia="Times New Roman" w:hAnsi="Times New Roman" w:cs="Times New Roman"/>
+                <w:kern w:val="0"/>
+                <w:sz w:val="24"/>
+                <w:szCs w:val="24"/>
+                <w:lang w:val="en-GB" w:eastAsia="en-GB" w:bidi="ar-SA"/>
+                <w14:ligatures w14:val="none"/>
+              </w:rPr>
+              <w:t>Process Area</w:t>
+            </w:r>
+          </w:p>
+        </w:tc>
+        <w:tc>
+          <w:tcPr>
+            <w:tcW w:w="6480" w:type="dxa"/>
+            <w:hideMark/>
+          </w:tcPr>
+          <w:p>
+            <w:pPr>
+              <w:rPr>
+                <w:rFonts w:ascii="Times New Roman" w:eastAsia="Times New Roman" w:hAnsi="Times New Roman" w:cs="Times New Roman"/>
+                <w:kern w:val="0"/>
+                <w:sz w:val="24"/>
+                <w:szCs w:val="24"/>
+                <w:lang w:val="en-GB" w:eastAsia="en-GB" w:bidi="ar-SA"/>
+                <w14:ligatures w14:val="none"/>
+              </w:rPr>
+            </w:pPr>
+            <w:r>
+              <w:rPr>
+                <w:rFonts w:ascii="Times New Roman" w:eastAsia="Times New Roman" w:hAnsi="Times New Roman" w:cs="Times New Roman"/>
+                <w:kern w:val="0"/>
+                <w:sz w:val="24"/>
+                <w:szCs w:val="24"/>
+                <w:lang w:val="en-GB" w:eastAsia="en-GB" w:bidi="ar-SA"/>
+                <w14:ligatures w14:val="none"/>
+              </w:rPr>
+              <w:t>13_Procurement_Commercial</w:t>
+            </w:r>
+          </w:p>
+        </w:tc>
+      </w:tr>
+      <w:tr>
+        <w:trPr>
+          <w:cnfStyle w:val="000000100000" w:firstRow="0" w:lastRow="0" w:firstColumn="0" w:lastColumn="0" w:oddVBand="0" w:evenVBand="0" w:oddHBand="1" w:evenHBand="0" w:firstRowFirstColumn="0" w:firstRowLastColumn="0" w:lastRowFirstColumn="0" w:lastRowLastColumn="0"/>
+        </w:trPr>
+        <w:tc>
+          <w:tcPr>
+            <w:cnfStyle w:val="001000000000" w:firstRow="0" w:lastRow="0" w:firstColumn="1" w:lastColumn="0" w:oddVBand="0" w:evenVBand="0" w:oddHBand="0" w:evenHBand="0" w:firstRowFirstColumn="0" w:firstRowLastColumn="0" w:lastRowFirstColumn="0" w:lastRowLastColumn="0"/>
+            <w:tcW w:w="2605" w:type="dxa"/>
+            <w:hideMark/>
+          </w:tcPr>
+          <w:p>
+            <w:pPr>
+              <w:rPr>
+                <w:rFonts w:ascii="Times New Roman" w:eastAsia="Times New Roman" w:hAnsi="Times New Roman" w:cs="Times New Roman"/>
+                <w:kern w:val="0"/>
+                <w:sz w:val="24"/>
+                <w:szCs w:val="24"/>
+                <w:lang w:val="en-GB" w:eastAsia="en-GB" w:bidi="ar-SA"/>
+                <w14:ligatures w14:val="none"/>
+              </w:rPr>
+            </w:pPr>
+            <w:r>
+              <w:rPr>
+                <w:rFonts w:ascii="Times New Roman" w:eastAsia="Times New Roman" w:hAnsi="Times New Roman" w:cs="Times New Roman"/>
+                <w:kern w:val="0"/>
+                <w:sz w:val="24"/>
+                <w:szCs w:val="24"/>
+                <w:lang w:val="en-GB" w:eastAsia="en-GB" w:bidi="ar-SA"/>
+                <w14:ligatures w14:val="none"/>
+              </w:rPr>
+              <w:t>Document Type</w:t>
+            </w:r>
+          </w:p>
+        </w:tc>
+        <w:tc>
+          <w:tcPr>
+            <w:tcW w:w="6480" w:type="dxa"/>
+            <w:hideMark/>
+          </w:tcPr>
+          <w:p>
+            <w:pPr>
+              <w:cnfStyle w:val="000000100000" w:firstRow="0" w:lastRow="0" w:firstColumn="0" w:lastColumn="0" w:oddVBand="0" w:evenVBand="0" w:oddHBand="1" w:evenHBand="0" w:firstRowFirstColumn="0" w:firstRowLastColumn="0" w:lastRowFirstColumn="0" w:lastRowLastColumn="0"/>
+              <w:rPr>
+                <w:rFonts w:ascii="Times New Roman" w:eastAsia="Times New Roman" w:hAnsi="Times New Roman" w:cs="Times New Roman"/>
+                <w:kern w:val="0"/>
+                <w:sz w:val="24"/>
+                <w:szCs w:val="24"/>
+                <w:lang w:val="en-GB" w:eastAsia="en-GB" w:bidi="ar-SA"/>
+                <w14:ligatures w14:val="none"/>
+              </w:rPr>
+            </w:pPr>
+            <w:r>
+              <w:rPr>
+                <w:rFonts w:ascii="Times New Roman" w:eastAsia="Times New Roman" w:hAnsi="Times New Roman" w:cs="Times New Roman"/>
+                <w:kern w:val="0"/>
+                <w:sz w:val="24"/>
+                <w:szCs w:val="24"/>
+                <w:lang w:val="en-GB" w:eastAsia="en-GB" w:bidi="ar-SA"/>
+                <w14:ligatures w14:val="none"/>
+              </w:rPr>
+              <w:t>Procedure</w:t>
+            </w:r>
+          </w:p>
+        </w:tc>
+      </w:tr>
+      <w:tr>
+        <w:tc>
+          <w:tcPr>
+            <w:cnfStyle w:val="001000000000" w:firstRow="0" w:lastRow="0" w:firstColumn="1" w:lastColumn="0" w:oddVBand="0" w:evenVBand="0" w:oddHBand="0" w:evenHBand="0" w:firstRowFirstColumn="0" w:firstRowLastColumn="0" w:lastRowFirstColumn="0" w:lastRowLastColumn="0"/>
+            <w:tcW w:w="2605" w:type="dxa"/>
+            <w:hideMark/>
+          </w:tcPr>
+          <w:p>
+            <w:pPr>
+              <w:rPr>
+                <w:rFonts w:ascii="Times New Roman" w:eastAsia="Times New Roman" w:hAnsi="Times New Roman" w:cs="Times New Roman"/>
+                <w:kern w:val="0"/>
+                <w:sz w:val="24"/>
+                <w:szCs w:val="24"/>
+                <w:lang w:val="en-GB" w:eastAsia="en-GB" w:bidi="ar-SA"/>
+                <w14:ligatures w14:val="none"/>
+              </w:rPr>
+            </w:pPr>
+            <w:r>
+              <w:rPr>
+                <w:rFonts w:ascii="Times New Roman" w:eastAsia="Times New Roman" w:hAnsi="Times New Roman" w:cs="Times New Roman"/>
+                <w:kern w:val="0"/>
+                <w:sz w:val="24"/>
+                <w:szCs w:val="24"/>
+                <w:lang w:val="en-GB" w:eastAsia="en-GB" w:bidi="ar-SA"/>
+                <w14:ligatures w14:val="none"/>
+              </w:rPr>
+              <w:t>Version</w:t>
+            </w:r>
+          </w:p>
+        </w:tc>
+        <w:tc>
+          <w:tcPr>
+            <w:tcW w:w="6480" w:type="dxa"/>
+            <w:hideMark/>
+          </w:tcPr>
+          <w:p>
+            <w:pPr>
+              <w:cnfStyle w:val="000000000000" w:firstRow="0" w:lastRow="0" w:firstColumn="0" w:lastColumn="0" w:oddVBand="0" w:evenVBand="0" w:oddHBand="0" w:evenHBand="0" w:firstRowFirstColumn="0" w:firstRowLastColumn="0" w:lastRowFirstColumn="0" w:lastRowLastColumn="0"/>
+              <w:rPr>
+                <w:rFonts w:ascii="Times New Roman" w:eastAsia="Times New Roman" w:hAnsi="Times New Roman" w:cs="Times New Roman"/>
+                <w:kern w:val="0"/>
+                <w:sz w:val="24"/>
+                <w:szCs w:val="24"/>
+                <w:lang w:val="en-GB" w:eastAsia="en-GB" w:bidi="ar-SA"/>
+                <w14:ligatures w14:val="none"/>
+              </w:rPr>
+            </w:pPr>
+            <w:r>
+              <w:rPr>
+                <w:rFonts w:ascii="Times New Roman" w:eastAsia="Times New Roman" w:hAnsi="Times New Roman" w:cs="Times New Roman"/>
+                <w:kern w:val="0"/>
+                <w:sz w:val="24"/>
+                <w:szCs w:val="24"/>
+                <w:lang w:val="en-GB" w:eastAsia="en-GB" w:bidi="ar-SA"/>
+                <w14:ligatures w14:val="none"/>
+              </w:rPr>
+              <w:t>1.0</w:t>
+            </w:r>
+          </w:p>
+        </w:tc>
+      </w:tr>
+      <w:tr>
+        <w:trPr>
+          <w:cnfStyle w:val="000000100000" w:firstRow="0" w:lastRow="0" w:firstColumn="0" w:lastColumn="0" w:oddVBand="0" w:evenVBand="0" w:oddHBand="1" w:evenHBand="0" w:firstRowFirstColumn="0" w:firstRowLastColumn="0" w:lastRowFirstColumn="0" w:lastRowLastColumn="0"/>
+        </w:trPr>
+        <w:tc>
+          <w:tcPr>
+            <w:cnfStyle w:val="001000000000" w:firstRow="0" w:lastRow="0" w:firstColumn="1" w:lastColumn="0" w:oddVBand="0" w:evenVBand="0" w:oddHBand="0" w:evenHBand="0" w:firstRowFirstColumn="0" w:firstRowLastColumn="0" w:lastRowFirstColumn="0" w:lastRowLastColumn="0"/>
+            <w:tcW w:w="2605" w:type="dxa"/>
+            <w:hideMark/>
+          </w:tcPr>
+          <w:p>
+            <w:pPr>
+              <w:rPr>
+                <w:rFonts w:ascii="Times New Roman" w:eastAsia="Times New Roman" w:hAnsi="Times New Roman" w:cs="Times New Roman"/>
+                <w:kern w:val="0"/>
+                <w:sz w:val="24"/>
+                <w:szCs w:val="24"/>
+                <w:lang w:val="en-GB" w:eastAsia="en-GB" w:bidi="ar-SA"/>
+                <w14:ligatures w14:val="none"/>
+              </w:rPr>
+            </w:pPr>
+            <w:r>
+              <w:rPr>
+                <w:rFonts w:ascii="Times New Roman" w:eastAsia="Times New Roman" w:hAnsi="Times New Roman" w:cs="Times New Roman"/>
+                <w:kern w:val="0"/>
+                <w:sz w:val="24"/>
+                <w:szCs w:val="24"/>
+                <w:lang w:val="en-GB" w:eastAsia="en-GB" w:bidi="ar-SA"/>
+                <w14:ligatures w14:val="none"/>
+              </w:rPr>
+              <w:t>Effective Date</w:t>
+            </w:r>
+          </w:p>
+        </w:tc>
+        <w:tc>
+          <w:tcPr>
+            <w:tcW w:w="6480" w:type="dxa"/>
+            <w:hideMark/>
+          </w:tcPr>
+          <w:p>
+            <w:pPr>
+              <w:cnfStyle w:val="000000100000" w:firstRow="0" w:lastRow="0" w:firstColumn="0" w:lastColumn="0" w:oddVBand="0" w:evenVBand="0" w:oddHBand="1" w:evenHBand="0" w:firstRowFirstColumn="0" w:firstRowLastColumn="0" w:lastRowFirstColumn="0" w:lastRowLastColumn="0"/>
+              <w:rPr>
+                <w:rFonts w:ascii="Times New Roman" w:eastAsia="Times New Roman" w:hAnsi="Times New Roman" w:cs="Times New Roman"/>
+                <w:kern w:val="0"/>
+                <w:sz w:val="24"/>
+                <w:szCs w:val="24"/>
+                <w:lang w:val="en-GB" w:eastAsia="en-GB" w:bidi="ar-SA"/>
+                <w14:ligatures w14:val="none"/>
+              </w:rPr>
+            </w:pPr>
+            <w:r>
+              <w:rPr>
+                <w:rFonts w:ascii="Times New Roman" w:eastAsia="Times New Roman" w:hAnsi="Times New Roman" w:cs="Times New Roman"/>
+                <w:kern w:val="0"/>
+                <w:sz w:val="24"/>
+                <w:szCs w:val="24"/>
+                <w:lang w:val="en-GB" w:eastAsia="en-GB" w:bidi="ar-SA"/>
+                <w14:ligatures w14:val="none"/>
+              </w:rPr>
+              <w:t>01 Jan 2026</w:t>
+            </w:r>
+          </w:p>
+        </w:tc>
+      </w:tr>
+      <w:tr>
+        <w:tc>
+          <w:tcPr>
+            <w:cnfStyle w:val="001000000000" w:firstRow="0" w:lastRow="0" w:firstColumn="1" w:lastColumn="0" w:oddVBand="0" w:evenVBand="0" w:oddHBand="0" w:evenHBand="0" w:firstRowFirstColumn="0" w:firstRowLastColumn="0" w:lastRowFirstColumn="0" w:lastRowLastColumn="0"/>
+            <w:tcW w:w="2605" w:type="dxa"/>
+            <w:hideMark/>
+          </w:tcPr>
+          <w:p>
+            <w:pPr>
+              <w:rPr>
+                <w:rFonts w:ascii="Times New Roman" w:eastAsia="Times New Roman" w:hAnsi="Times New Roman" w:cs="Times New Roman"/>
+                <w:kern w:val="0"/>
+                <w:sz w:val="24"/>
+                <w:szCs w:val="24"/>
+                <w:lang w:val="en-GB" w:eastAsia="en-GB" w:bidi="ar-SA"/>
+                <w14:ligatures w14:val="none"/>
+              </w:rPr>
+            </w:pPr>
+            <w:r>
+              <w:rPr>
+                <w:rFonts w:ascii="Times New Roman" w:eastAsia="Times New Roman" w:hAnsi="Times New Roman" w:cs="Times New Roman"/>
+                <w:kern w:val="0"/>
+                <w:sz w:val="24"/>
+                <w:szCs w:val="24"/>
+                <w:lang w:val="en-GB" w:eastAsia="en-GB" w:bidi="ar-SA"/>
+                <w14:ligatures w14:val="none"/>
+              </w:rPr>
+              <w:t>Review Cycle</w:t>
+            </w:r>
+          </w:p>
+        </w:tc>
+        <w:tc>
+          <w:tcPr>
+            <w:tcW w:w="6480" w:type="dxa"/>
+            <w:hideMark/>
+          </w:tcPr>
+          <w:p>
+            <w:pPr>
+              <w:cnfStyle w:val="000000000000" w:firstRow="0" w:lastRow="0" w:firstColumn="0" w:lastColumn="0" w:oddVBand="0" w:evenVBand="0" w:oddHBand="0" w:evenHBand="0" w:firstRowFirstColumn="0" w:firstRowLastColumn="0" w:lastRowFirstColumn="0" w:lastRowLastColumn="0"/>
+              <w:rPr>
+                <w:rFonts w:ascii="Times New Roman" w:eastAsia="Times New Roman" w:hAnsi="Times New Roman" w:cs="Times New Roman"/>
+                <w:kern w:val="0"/>
+                <w:sz w:val="24"/>
+                <w:szCs w:val="24"/>
+                <w:lang w:val="en-GB" w:eastAsia="en-GB" w:bidi="ar-SA"/>
+                <w14:ligatures w14:val="none"/>
+              </w:rPr>
+            </w:pPr>
+            <w:r>
+              <w:rPr>
+                <w:rFonts w:ascii="Times New Roman" w:eastAsia="Times New Roman" w:hAnsi="Times New Roman" w:cs="Times New Roman"/>
+                <w:kern w:val="0"/>
+                <w:sz w:val="24"/>
+                <w:szCs w:val="24"/>
+                <w:lang w:val="en-GB" w:eastAsia="en-GB" w:bidi="ar-SA"/>
+                <w14:ligatures w14:val="none"/>
+              </w:rPr>
+              <w:t>Annual</w:t>
+            </w:r>
+          </w:p>
+        </w:tc>
+      </w:tr>
+      <w:tr>
+        <w:trPr>
+          <w:cnfStyle w:val="000000100000" w:firstRow="0" w:lastRow="0" w:firstColumn="0" w:lastColumn="0" w:oddVBand="0" w:evenVBand="0" w:oddHBand="1" w:evenHBand="0" w:firstRowFirstColumn="0" w:firstRowLastColumn="0" w:lastRowFirstColumn="0" w:lastRowLastColumn="0"/>
+        </w:trPr>
+        <w:tc>
+          <w:tcPr>
+            <w:cnfStyle w:val="001000000000" w:firstRow="0" w:lastRow="0" w:firstColumn="1" w:lastColumn="0" w:oddVBand="0" w:evenVBand="0" w:oddHBand="0" w:evenHBand="0" w:firstRowFirstColumn="0" w:firstRowLastColumn="0" w:lastRowFirstColumn="0" w:lastRowLastColumn="0"/>
+            <w:tcW w:w="2605" w:type="dxa"/>
+            <w:hideMark/>
+          </w:tcPr>
+          <w:p>
+            <w:pPr>
+              <w:rPr>
+                <w:rFonts w:ascii="Times New Roman" w:eastAsia="Times New Roman" w:hAnsi="Times New Roman" w:cs="Times New Roman"/>
+                <w:kern w:val="0"/>
+                <w:sz w:val="24"/>
+                <w:szCs w:val="24"/>
+                <w:lang w:val="en-GB" w:eastAsia="en-GB" w:bidi="ar-SA"/>
+                <w14:ligatures w14:val="none"/>
+              </w:rPr>
+            </w:pPr>
+            <w:r>
+              <w:rPr>
+                <w:rFonts w:ascii="Times New Roman" w:eastAsia="Times New Roman" w:hAnsi="Times New Roman" w:cs="Times New Roman"/>
+                <w:kern w:val="0"/>
+                <w:sz w:val="24"/>
+                <w:szCs w:val="24"/>
+                <w:lang w:val="en-GB" w:eastAsia="en-GB" w:bidi="ar-SA"/>
+                <w14:ligatures w14:val="none"/>
+              </w:rPr>
+              <w:t>Owner</w:t>
+            </w:r>
+          </w:p>
+        </w:tc>
+        <w:tc>
+          <w:tcPr>
+            <w:tcW w:w="6480" w:type="dxa"/>
+            <w:hideMark/>
+          </w:tcPr>
+          <w:p>
+            <w:pPr>
+              <w:cnfStyle w:val="000000100000" w:firstRow="0" w:lastRow="0" w:firstColumn="0" w:lastColumn="0" w:oddVBand="0" w:evenVBand="0" w:oddHBand="1" w:evenHBand="0" w:firstRowFirstColumn="0" w:firstRowLastColumn="0" w:lastRowFirstColumn="0" w:lastRowLastColumn="0"/>
+              <w:rPr>
+                <w:rFonts w:ascii="Times New Roman" w:eastAsia="Times New Roman" w:hAnsi="Times New Roman" w:cs="Times New Roman"/>
+                <w:kern w:val="0"/>
+                <w:sz w:val="24"/>
+                <w:szCs w:val="24"/>
+                <w:lang w:val="en-GB" w:eastAsia="en-GB" w:bidi="ar-SA"/>
+                <w14:ligatures w14:val="none"/>
+              </w:rPr>
+            </w:pPr>
+            <w:r>
+              <w:rPr>
+                <w:rFonts w:ascii="Times New Roman" w:eastAsia="Times New Roman" w:hAnsi="Times New Roman" w:cs="Times New Roman"/>
+                <w:kern w:val="0"/>
+                <w:sz w:val="24"/>
+                <w:szCs w:val="24"/>
+                <w:lang w:val="en-GB" w:eastAsia="en-GB" w:bidi="ar-SA"/>
+                <w14:ligatures w14:val="none"/>
+              </w:rPr>
+              <w:t>Head of Procurement</w:t>
+            </w:r>
+          </w:p>
+        </w:tc>
+      </w:tr>
+      <w:tr>
+        <w:tc>
+          <w:tcPr>
+            <w:cnfStyle w:val="001000000000" w:firstRow="0" w:lastRow="0" w:firstColumn="1" w:lastColumn="0" w:oddVBand="0" w:evenVBand="0" w:oddHBand="0" w:evenHBand="0" w:firstRowFirstColumn="0" w:firstRowLastColumn="0" w:lastRowFirstColumn="0" w:lastRowLastColumn="0"/>
+            <w:tcW w:w="2605" w:type="dxa"/>
+            <w:hideMark/>
+          </w:tcPr>
+          <w:p>
+            <w:pPr>
+              <w:rPr>
+                <w:rFonts w:ascii="Times New Roman" w:eastAsia="Times New Roman" w:hAnsi="Times New Roman" w:cs="Times New Roman"/>
+                <w:kern w:val="0"/>
+                <w:sz w:val="24"/>
+                <w:szCs w:val="24"/>
+                <w:lang w:val="en-GB" w:eastAsia="en-GB" w:bidi="ar-SA"/>
+                <w14:ligatures w14:val="none"/>
+              </w:rPr>
+            </w:pPr>
+            <w:r>
+              <w:rPr>
+                <w:rFonts w:ascii="Times New Roman" w:eastAsia="Times New Roman" w:hAnsi="Times New Roman" w:cs="Times New Roman"/>
+                <w:kern w:val="0"/>
+                <w:sz w:val="24"/>
+                <w:szCs w:val="24"/>
+                <w:lang w:val="en-GB" w:eastAsia="en-GB" w:bidi="ar-SA"/>
+                <w14:ligatures w14:val="none"/>
+              </w:rPr>
+              <w:t>Approved By</w:t>
+            </w:r>
+          </w:p>
+        </w:tc>
+        <w:tc>
+          <w:tcPr>
+            <w:tcW w:w="6480" w:type="dxa"/>
+            <w:hideMark/>
+          </w:tcPr>
+          <w:p>
+            <w:pPr>
+              <w:cnfStyle w:val="000000000000" w:firstRow="0" w:lastRow="0" w:firstColumn="0" w:lastColumn="0" w:oddVBand="0" w:evenVBand="0" w:oddHBand="0" w:evenHBand="0" w:firstRowFirstColumn="0" w:firstRowLastColumn="0" w:lastRowFirstColumn="0" w:lastRowLastColumn="0"/>
+              <w:rPr>
+                <w:rFonts w:ascii="Times New Roman" w:eastAsia="Times New Roman" w:hAnsi="Times New Roman" w:cs="Times New Roman"/>
+                <w:kern w:val="0"/>
+                <w:sz w:val="24"/>
+                <w:szCs w:val="24"/>
+                <w:lang w:val="en-GB" w:eastAsia="en-GB" w:bidi="ar-SA"/>
+                <w14:ligatures w14:val="none"/>
+              </w:rPr>
+            </w:pPr>
+            <w:r>
+              <w:rPr>
+                <w:rFonts w:ascii="Times New Roman" w:eastAsia="Times New Roman" w:hAnsi="Times New Roman" w:cs="Times New Roman"/>
+                <w:kern w:val="0"/>
+                <w:sz w:val="24"/>
+                <w:szCs w:val="24"/>
+                <w:lang w:val="en-GB" w:eastAsia="en-GB" w:bidi="ar-SA"/>
+                <w14:ligatures w14:val="none"/>
+              </w:rPr>
+              <w:t>CEO / Board</w:t>
+            </w:r>
+          </w:p>
+        </w:tc>
+      </w:tr>
+      <w:tr>
+        <w:trPr>
+          <w:cnfStyle w:val="000000100000" w:firstRow="0" w:lastRow="0" w:firstColumn="0" w:lastColumn="0" w:oddVBand="0" w:evenVBand="0" w:oddHBand="1" w:evenHBand="0" w:firstRowFirstColumn="0" w:firstRowLastColumn="0" w:lastRowFirstColumn="0" w:lastRowLastColumn="0"/>
+        </w:trPr>
+        <w:tc>
+          <w:tcPr>
+            <w:cnfStyle w:val="001000000000" w:firstRow="0" w:lastRow="0" w:firstColumn="1" w:lastColumn="0" w:oddVBand="0" w:evenVBand="0" w:oddHBand="0" w:evenHBand="0" w:firstRowFirstColumn="0" w:firstRowLastColumn="0" w:lastRowFirstColumn="0" w:lastRowLastColumn="0"/>
+            <w:tcW w:w="2605" w:type="dxa"/>
+            <w:hideMark/>
+          </w:tcPr>
+          <w:p>
+            <w:pPr>
+              <w:rPr>
+                <w:rFonts w:ascii="Times New Roman" w:eastAsia="Times New Roman" w:hAnsi="Times New Roman" w:cs="Times New Roman"/>
+                <w:kern w:val="0"/>
+                <w:sz w:val="24"/>
+                <w:szCs w:val="24"/>
+                <w:lang w:val="en-GB" w:eastAsia="en-GB" w:bidi="ar-SA"/>
+                <w14:ligatures w14:val="none"/>
+              </w:rPr>
+            </w:pPr>
+            <w:r>
+              <w:rPr>
+                <w:rFonts w:ascii="Times New Roman" w:eastAsia="Times New Roman" w:hAnsi="Times New Roman" w:cs="Times New Roman"/>
+                <w:kern w:val="0"/>
+                <w:sz w:val="24"/>
+                <w:szCs w:val="24"/>
+                <w:lang w:val="en-GB" w:eastAsia="en-GB" w:bidi="ar-SA"/>
+                <w14:ligatures w14:val="none"/>
+              </w:rPr>
+              <w:t>Prepared By</w:t>
+            </w:r>
+          </w:p>
+        </w:tc>
+        <w:tc>
+          <w:tcPr>
+            <w:tcW w:w="6480" w:type="dxa"/>
+            <w:hideMark/>
+          </w:tcPr>
+          <w:p>
+            <w:pPr>
+              <w:cnfStyle w:val="000000100000" w:firstRow="0" w:lastRow="0" w:firstColumn="0" w:lastColumn="0" w:oddVBand="0" w:evenVBand="0" w:oddHBand="1" w:evenHBand="0" w:firstRowFirstColumn="0" w:firstRowLastColumn="0" w:lastRowFirstColumn="0" w:lastRowLastColumn="0"/>
+              <w:rPr>
+                <w:rFonts w:ascii="Times New Roman" w:eastAsia="Times New Roman" w:hAnsi="Times New Roman" w:cs="Times New Roman"/>
+                <w:kern w:val="0"/>
+                <w:sz w:val="24"/>
+                <w:szCs w:val="24"/>
+                <w:lang w:val="en-GB" w:eastAsia="en-GB" w:bidi="ar-SA"/>
+                <w14:ligatures w14:val="none"/>
+              </w:rPr>
+            </w:pPr>
+            <w:r>
+              <w:rPr>
+                <w:rFonts w:ascii="Times New Roman" w:eastAsia="Times New Roman" w:hAnsi="Times New Roman" w:cs="Times New Roman"/>
+                <w:kern w:val="0"/>
+                <w:sz w:val="24"/>
+                <w:szCs w:val="24"/>
+                <w:lang w:val="en-GB" w:eastAsia="en-GB" w:bidi="ar-SA"/>
+                <w14:ligatures w14:val="none"/>
+              </w:rPr>
+              <w:t>Governance Office</w:t>
+            </w:r>
+          </w:p>
+        </w:tc>
+      </w:tr>
+      <w:tr>
+        <w:tc>
+          <w:tcPr>
+            <w:cnfStyle w:val="001000000000" w:firstRow="0" w:lastRow="0" w:firstColumn="1" w:lastColumn="0" w:oddVBand="0" w:evenVBand="0" w:oddHBand="0" w:evenHBand="0" w:firstRowFirstColumn="0" w:firstRowLastColumn="0" w:lastRowFirstColumn="0" w:lastRowLastColumn="0"/>
+            <w:tcW w:w="2605" w:type="dxa"/>
+            <w:hideMark/>
+          </w:tcPr>
+          <w:p>
+            <w:pPr>
+              <w:rPr>
+                <w:rFonts w:ascii="Times New Roman" w:eastAsia="Times New Roman" w:hAnsi="Times New Roman" w:cs="Times New Roman"/>
+                <w:kern w:val="0"/>
+                <w:sz w:val="24"/>
+                <w:szCs w:val="24"/>
+                <w:lang w:val="en-GB" w:eastAsia="en-GB" w:bidi="ar-SA"/>
+                <w14:ligatures w14:val="none"/>
+              </w:rPr>
+            </w:pPr>
+            <w:r>
+              <w:rPr>
+                <w:rFonts w:ascii="Times New Roman" w:eastAsia="Times New Roman" w:hAnsi="Times New Roman" w:cs="Times New Roman"/>
+                <w:kern w:val="0"/>
+                <w:sz w:val="24"/>
+                <w:szCs w:val="24"/>
+                <w:lang w:val="en-GB" w:eastAsia="en-GB" w:bidi="ar-SA"/>
+                <w14:ligatures w14:val="none"/>
+              </w:rPr>
+              <w:t>Classification</w:t>
+            </w:r>
+          </w:p>
+        </w:tc>
+        <w:tc>
+          <w:tcPr>
+            <w:tcW w:w="6480" w:type="dxa"/>
+            <w:hideMark/>
+          </w:tcPr>
+          <w:p>
+            <w:pPr>
+              <w:cnfStyle w:val="000000000000" w:firstRow="0" w:lastRow="0" w:firstColumn="0" w:lastColumn="0" w:oddVBand="0" w:evenVBand="0" w:oddHBand="0" w:evenHBand="0" w:firstRowFirstColumn="0" w:firstRowLastColumn="0" w:lastRowFirstColumn="0" w:lastRowLastColumn="0"/>
+              <w:rPr>
+                <w:rFonts w:ascii="Times New Roman" w:eastAsia="Times New Roman" w:hAnsi="Times New Roman" w:cs="Times New Roman"/>
+                <w:kern w:val="0"/>
+                <w:sz w:val="24"/>
+                <w:szCs w:val="24"/>
+                <w:lang w:val="en-GB" w:eastAsia="en-GB" w:bidi="ar-SA"/>
+                <w14:ligatures w14:val="none"/>
+              </w:rPr>
+            </w:pPr>
+            <w:r>
+              <w:rPr>
+                <w:rFonts w:ascii="Times New Roman" w:eastAsia="Times New Roman" w:hAnsi="Times New Roman" w:cs="Times New Roman"/>
+                <w:kern w:val="0"/>
+                <w:sz w:val="24"/>
+                <w:szCs w:val="24"/>
+                <w:lang w:val="en-GB" w:eastAsia="en-GB" w:bidi="ar-SA"/>
+                <w14:ligatures w14:val="none"/>
+              </w:rPr>
+              <w:t>Internal</w:t>
+            </w:r>
+          </w:p>
+        </w:tc>
+      </w:tr>
+      <w:tr>
+        <w:trPr>
+          <w:cnfStyle w:val="000000100000" w:firstRow="0" w:lastRow="0" w:firstColumn="0" w:lastColumn="0" w:oddVBand="0" w:evenVBand="0" w:oddHBand="1" w:evenHBand="0" w:firstRowFirstColumn="0" w:firstRowLastColumn="0" w:lastRowFirstColumn="0" w:lastRowLastColumn="0"/>
+        </w:trPr>
+        <w:tc>
+          <w:tcPr>
+            <w:cnfStyle w:val="001000000000" w:firstRow="0" w:lastRow="0" w:firstColumn="1" w:lastColumn="0" w:oddVBand="0" w:evenVBand="0" w:oddHBand="0" w:evenHBand="0" w:firstRowFirstColumn="0" w:firstRowLastColumn="0" w:lastRowFirstColumn="0" w:lastRowLastColumn="0"/>
+            <w:tcW w:w="2605" w:type="dxa"/>
+            <w:hideMark/>
+          </w:tcPr>
+          <w:p>
+            <w:pPr>
+              <w:rPr>
+                <w:rFonts w:ascii="Times New Roman" w:eastAsia="Times New Roman" w:hAnsi="Times New Roman" w:cs="Times New Roman"/>
+                <w:kern w:val="0"/>
+                <w:sz w:val="24"/>
+                <w:szCs w:val="24"/>
+                <w:lang w:val="en-GB" w:eastAsia="en-GB" w:bidi="ar-SA"/>
+                <w14:ligatures w14:val="none"/>
+              </w:rPr>
+            </w:pPr>
+            <w:r>
+              <w:rPr>
+                <w:rFonts w:ascii="Times New Roman" w:eastAsia="Times New Roman" w:hAnsi="Times New Roman" w:cs="Times New Roman"/>
+                <w:kern w:val="0"/>
+                <w:sz w:val="24"/>
+                <w:szCs w:val="24"/>
+                <w:lang w:val="en-GB" w:eastAsia="en-GB" w:bidi="ar-SA"/>
+                <w14:ligatures w14:val="none"/>
+              </w:rPr>
+              <w:t>Next Review</w:t>
+            </w:r>
+          </w:p>
+        </w:tc>
+        <w:tc>
+          <w:tcPr>
+            <w:tcW w:w="6480" w:type="dxa"/>
+            <w:hideMark/>
+          </w:tcPr>
+          <w:p>
+            <w:pPr>
+              <w:cnfStyle w:val="000000100000" w:firstRow="0" w:lastRow="0" w:firstColumn="0" w:lastColumn="0" w:oddVBand="0" w:evenVBand="0" w:oddHBand="1" w:evenHBand="0" w:firstRowFirstColumn="0" w:firstRowLastColumn="0" w:lastRowFirstColumn="0" w:lastRowLastColumn="0"/>
+              <w:rPr>
+                <w:rFonts w:ascii="Times New Roman" w:eastAsia="Times New Roman" w:hAnsi="Times New Roman" w:cs="Times New Roman"/>
+                <w:kern w:val="0"/>
+                <w:sz w:val="24"/>
+                <w:szCs w:val="24"/>
+                <w:lang w:val="en-GB" w:eastAsia="en-GB" w:bidi="ar-SA"/>
+                <w14:ligatures w14:val="none"/>
+              </w:rPr>
+            </w:pPr>
+            <w:r>
+              <w:rPr>
+                <w:rFonts w:ascii="Times New Roman" w:eastAsia="Times New Roman" w:hAnsi="Times New Roman" w:cs="Times New Roman"/>
+                <w:kern w:val="0"/>
+                <w:sz w:val="24"/>
+                <w:szCs w:val="24"/>
+                <w:lang w:val="en-GB" w:eastAsia="en-GB" w:bidi="ar-SA"/>
+                <w14:ligatures w14:val="none"/>
+              </w:rPr>
+              <w:t>Jan 2027</w:t>
+            </w:r>
+          </w:p>
+        </w:tc>
+      </w:tr>
+    </w:tbl>
+    <w:p>
+      <w:pPr>
+        <w:rPr>
+          <w:rFonts w:ascii="Times New Roman" w:eastAsia="Times New Roman" w:hAnsi="Times New Roman" w:cs="Times New Roman"/>
+          <w:kern w:val="0"/>
+          <w:sz w:val="24"/>
+          <w:szCs w:val="24"/>
+          <w:lang w:val="en-GB" w:eastAsia="en-GB" w:bidi="ar-SA"/>
+          <w14:ligatures w14:val="none"/>
+        </w:rPr>
+      </w:pPr>
     </w:p>
     <w:p>
       <w:pPr>
-        <w:spacing w:after="0" w:line="240" w:lineRule="auto"/>
-        <w:rPr>
-          <w:rFonts w:ascii="Times New Roman" w:eastAsia="Times New Roman" w:hAnsi="Times New Roman" w:cs="Times New Roman"/>
-          <w:kern w:val="0"/>
-          <w:sz w:val="24"/>
-          <w:szCs w:val="24"/>
-          <w:lang w:val="en-GB" w:eastAsia="en-GB" w:bidi="ar-SA"/>
-          <w14:ligatures w14:val="none"/>
-        </w:rPr>
-      </w:pPr>
-      <w:r>
-        <w:rPr>
-          <w:rFonts w:ascii="Times New Roman" w:eastAsia="Times New Roman" w:hAnsi="Times New Roman" w:cs="Times New Roman"/>
-          <w:kern w:val="0"/>
-          <w:sz w:val="24"/>
-          <w:szCs w:val="24"/>
-          <w:lang w:val="en-GB" w:eastAsia="en-GB" w:bidi="ar-SA"/>
-          <w14:ligatures w14:val="none"/>
-        </w:rPr>
-        <w:pict w14:anchorId="631DE6CE">
-          <v:rect id="_x0000_i1025" style="width:0;height:1.5pt" o:hralign="center" o:hrstd="t" o:hr="t" fillcolor="#a0a0a0" stroked="f"/>
-        </w:pict>
-      </w:r>
+        <w:rPr>
+          <w:rFonts w:ascii="Times New Roman" w:eastAsia="Times New Roman" w:hAnsi="Times New Roman" w:cs="Times New Roman"/>
+          <w:b/>
+          <w:bCs/>
+          <w:kern w:val="0"/>
+          <w:sz w:val="27"/>
+          <w:szCs w:val="27"/>
+          <w:lang w:val="en-GB" w:eastAsia="en-GB" w:bidi="ar-SA"/>
+          <w14:ligatures w14:val="none"/>
+        </w:rPr>
+      </w:pPr>
+      <w:r>
+        <w:rPr>
+          <w:rFonts w:ascii="Times New Roman" w:eastAsia="Times New Roman" w:hAnsi="Times New Roman" w:cs="Times New Roman"/>
+          <w:b/>
+          <w:bCs/>
+          <w:kern w:val="0"/>
+          <w:sz w:val="27"/>
+          <w:szCs w:val="27"/>
+          <w:lang w:val="en-GB" w:eastAsia="en-GB" w:bidi="ar-SA"/>
+          <w14:ligatures w14:val="none"/>
+        </w:rPr>
+        <w:t>Revision History</w:t>
+      </w:r>
+    </w:p>
+    <w:tbl>
+      <w:tblPr>
+        <w:tblStyle w:val="PlainTable1"/>
+        <w:tblW w:w="9085" w:type="dxa"/>
+        <w:tblLook w:val="04A0" w:firstRow="1" w:lastRow="0" w:firstColumn="1" w:lastColumn="0" w:noHBand="0" w:noVBand="1"/>
+      </w:tblPr>
+      <w:tblGrid>
+        <w:gridCol w:w="1016"/>
+        <w:gridCol w:w="1376"/>
+        <w:gridCol w:w="2049"/>
+        <w:gridCol w:w="4644"/>
+      </w:tblGrid>
+      <w:tr>
+        <w:trPr>
+          <w:cnfStyle w:val="100000000000" w:firstRow="1" w:lastRow="0" w:firstColumn="0" w:lastColumn="0" w:oddVBand="0" w:evenVBand="0" w:oddHBand="0" w:evenHBand="0" w:firstRowFirstColumn="0" w:firstRowLastColumn="0" w:lastRowFirstColumn="0" w:lastRowLastColumn="0"/>
+        </w:trPr>
+        <w:tc>
+          <w:tcPr>
+            <w:cnfStyle w:val="001000000000" w:firstRow="0" w:lastRow="0" w:firstColumn="1" w:lastColumn="0" w:oddVBand="0" w:evenVBand="0" w:oddHBand="0" w:evenHBand="0" w:firstRowFirstColumn="0" w:firstRowLastColumn="0" w:lastRowFirstColumn="0" w:lastRowLastColumn="0"/>
+            <w:tcW w:w="0" w:type="auto"/>
+            <w:shd w:val="clear" w:color="auto" w:fill="0A2F41" w:themeFill="accent1" w:themeFillShade="80"/>
+            <w:hideMark/>
+          </w:tcPr>
+          <w:p>
+            <w:pPr>
+              <w:jc w:val="center"/>
+              <w:rPr>
+                <w:rFonts w:ascii="Times New Roman" w:eastAsia="Times New Roman" w:hAnsi="Times New Roman" w:cs="Times New Roman"/>
+                <w:kern w:val="0"/>
+                <w:sz w:val="24"/>
+                <w:szCs w:val="24"/>
+                <w:lang w:val="en-GB" w:eastAsia="en-GB" w:bidi="ar-SA"/>
+                <w14:ligatures w14:val="none"/>
+              </w:rPr>
+            </w:pPr>
+            <w:r>
+              <w:rPr>
+                <w:rFonts w:ascii="Times New Roman" w:eastAsia="Times New Roman" w:hAnsi="Times New Roman" w:cs="Times New Roman"/>
+                <w:kern w:val="0"/>
+                <w:sz w:val="24"/>
+                <w:szCs w:val="24"/>
+                <w:lang w:val="en-GB" w:eastAsia="en-GB" w:bidi="ar-SA"/>
+                <w14:ligatures w14:val="none"/>
+              </w:rPr>
+              <w:t>Version</w:t>
+            </w:r>
+          </w:p>
+        </w:tc>
+        <w:tc>
+          <w:tcPr>
+            <w:tcW w:w="0" w:type="auto"/>
+            <w:shd w:val="clear" w:color="auto" w:fill="0A2F41" w:themeFill="accent1" w:themeFillShade="80"/>
+            <w:hideMark/>
+          </w:tcPr>
+          <w:p>
+            <w:pPr>
+              <w:jc w:val="center"/>
+              <w:cnfStyle w:val="100000000000" w:firstRow="1" w:lastRow="0" w:firstColumn="0" w:lastColumn="0" w:oddVBand="0" w:evenVBand="0" w:oddHBand="0" w:evenHBand="0" w:firstRowFirstColumn="0" w:firstRowLastColumn="0" w:lastRowFirstColumn="0" w:lastRowLastColumn="0"/>
+              <w:rPr>
+                <w:rFonts w:ascii="Times New Roman" w:eastAsia="Times New Roman" w:hAnsi="Times New Roman" w:cs="Times New Roman"/>
+                <w:kern w:val="0"/>
+                <w:sz w:val="24"/>
+                <w:szCs w:val="24"/>
+                <w:lang w:val="en-GB" w:eastAsia="en-GB" w:bidi="ar-SA"/>
+                <w14:ligatures w14:val="none"/>
+              </w:rPr>
+            </w:pPr>
+            <w:r>
+              <w:rPr>
+                <w:rFonts w:ascii="Times New Roman" w:eastAsia="Times New Roman" w:hAnsi="Times New Roman" w:cs="Times New Roman"/>
+                <w:kern w:val="0"/>
+                <w:sz w:val="24"/>
+                <w:szCs w:val="24"/>
+                <w:lang w:val="en-GB" w:eastAsia="en-GB" w:bidi="ar-SA"/>
+                <w14:ligatures w14:val="none"/>
+              </w:rPr>
+              <w:t>Date</w:t>
+            </w:r>
+          </w:p>
+        </w:tc>
+        <w:tc>
+          <w:tcPr>
+            <w:tcW w:w="0" w:type="auto"/>
+            <w:shd w:val="clear" w:color="auto" w:fill="0A2F41" w:themeFill="accent1" w:themeFillShade="80"/>
+            <w:hideMark/>
+          </w:tcPr>
+          <w:p>
+            <w:pPr>
+              <w:jc w:val="center"/>
+              <w:cnfStyle w:val="100000000000" w:firstRow="1" w:lastRow="0" w:firstColumn="0" w:lastColumn="0" w:oddVBand="0" w:evenVBand="0" w:oddHBand="0" w:evenHBand="0" w:firstRowFirstColumn="0" w:firstRowLastColumn="0" w:lastRowFirstColumn="0" w:lastRowLastColumn="0"/>
+              <w:rPr>
+                <w:rFonts w:ascii="Times New Roman" w:eastAsia="Times New Roman" w:hAnsi="Times New Roman" w:cs="Times New Roman"/>
+                <w:kern w:val="0"/>
+                <w:sz w:val="24"/>
+                <w:szCs w:val="24"/>
+                <w:lang w:val="en-GB" w:eastAsia="en-GB" w:bidi="ar-SA"/>
+                <w14:ligatures w14:val="none"/>
+              </w:rPr>
+            </w:pPr>
+            <w:r>
+              <w:rPr>
+                <w:rFonts w:ascii="Times New Roman" w:eastAsia="Times New Roman" w:hAnsi="Times New Roman" w:cs="Times New Roman"/>
+                <w:kern w:val="0"/>
+                <w:sz w:val="24"/>
+                <w:szCs w:val="24"/>
+                <w:lang w:val="en-GB" w:eastAsia="en-GB" w:bidi="ar-SA"/>
+                <w14:ligatures w14:val="none"/>
+              </w:rPr>
+              <w:t>Author</w:t>
+            </w:r>
+          </w:p>
+        </w:tc>
+        <w:tc>
+          <w:tcPr>
+            <w:tcW w:w="4644" w:type="dxa"/>
+            <w:shd w:val="clear" w:color="auto" w:fill="0A2F41" w:themeFill="accent1" w:themeFillShade="80"/>
+            <w:hideMark/>
+          </w:tcPr>
+          <w:p>
+            <w:pPr>
+              <w:jc w:val="center"/>
+              <w:cnfStyle w:val="100000000000" w:firstRow="1" w:lastRow="0" w:firstColumn="0" w:lastColumn="0" w:oddVBand="0" w:evenVBand="0" w:oddHBand="0" w:evenHBand="0" w:firstRowFirstColumn="0" w:firstRowLastColumn="0" w:lastRowFirstColumn="0" w:lastRowLastColumn="0"/>
+              <w:rPr>
+                <w:rFonts w:ascii="Times New Roman" w:eastAsia="Times New Roman" w:hAnsi="Times New Roman" w:cs="Times New Roman"/>
+                <w:kern w:val="0"/>
+                <w:sz w:val="24"/>
+                <w:szCs w:val="24"/>
+                <w:lang w:val="en-GB" w:eastAsia="en-GB" w:bidi="ar-SA"/>
+                <w14:ligatures w14:val="none"/>
+              </w:rPr>
+            </w:pPr>
+            <w:r>
+              <w:rPr>
+                <w:rFonts w:ascii="Times New Roman" w:eastAsia="Times New Roman" w:hAnsi="Times New Roman" w:cs="Times New Roman"/>
+                <w:kern w:val="0"/>
+                <w:sz w:val="24"/>
+                <w:szCs w:val="24"/>
+                <w:lang w:val="en-GB" w:eastAsia="en-GB" w:bidi="ar-SA"/>
+                <w14:ligatures w14:val="none"/>
+              </w:rPr>
+              <w:t>Changes</w:t>
+            </w:r>
+          </w:p>
+        </w:tc>
+      </w:tr>
+      <w:tr>
+        <w:trPr>
+          <w:cnfStyle w:val="000000100000" w:firstRow="0" w:lastRow="0" w:firstColumn="0" w:lastColumn="0" w:oddVBand="0" w:evenVBand="0" w:oddHBand="1" w:evenHBand="0" w:firstRowFirstColumn="0" w:firstRowLastColumn="0" w:lastRowFirstColumn="0" w:lastRowLastColumn="0"/>
+        </w:trPr>
+        <w:tc>
+          <w:tcPr>
+            <w:cnfStyle w:val="001000000000" w:firstRow="0" w:lastRow="0" w:firstColumn="1" w:lastColumn="0" w:oddVBand="0" w:evenVBand="0" w:oddHBand="0" w:evenHBand="0" w:firstRowFirstColumn="0" w:firstRowLastColumn="0" w:lastRowFirstColumn="0" w:lastRowLastColumn="0"/>
+            <w:tcW w:w="0" w:type="auto"/>
+            <w:hideMark/>
+          </w:tcPr>
+          <w:p>
+            <w:pPr>
+              <w:rPr>
+                <w:rFonts w:ascii="Times New Roman" w:eastAsia="Times New Roman" w:hAnsi="Times New Roman" w:cs="Times New Roman"/>
+                <w:kern w:val="0"/>
+                <w:sz w:val="24"/>
+                <w:szCs w:val="24"/>
+                <w:lang w:val="en-GB" w:eastAsia="en-GB" w:bidi="ar-SA"/>
+                <w14:ligatures w14:val="none"/>
+              </w:rPr>
+            </w:pPr>
+            <w:r>
+              <w:rPr>
+                <w:rFonts w:ascii="Times New Roman" w:eastAsia="Times New Roman" w:hAnsi="Times New Roman" w:cs="Times New Roman"/>
+                <w:kern w:val="0"/>
+                <w:sz w:val="24"/>
+                <w:szCs w:val="24"/>
+                <w:lang w:val="en-GB" w:eastAsia="en-GB" w:bidi="ar-SA"/>
+                <w14:ligatures w14:val="none"/>
+              </w:rPr>
+              <w:t>1.0</w:t>
+            </w:r>
+          </w:p>
+        </w:tc>
+        <w:tc>
+          <w:tcPr>
+            <w:tcW w:w="0" w:type="auto"/>
+            <w:hideMark/>
+          </w:tcPr>
+          <w:p>
+            <w:pPr>
+              <w:cnfStyle w:val="000000100000" w:firstRow="0" w:lastRow="0" w:firstColumn="0" w:lastColumn="0" w:oddVBand="0" w:evenVBand="0" w:oddHBand="1" w:evenHBand="0" w:firstRowFirstColumn="0" w:firstRowLastColumn="0" w:lastRowFirstColumn="0" w:lastRowLastColumn="0"/>
+              <w:rPr>
+                <w:rFonts w:ascii="Times New Roman" w:eastAsia="Times New Roman" w:hAnsi="Times New Roman" w:cs="Times New Roman"/>
+                <w:kern w:val="0"/>
+                <w:sz w:val="24"/>
+                <w:szCs w:val="24"/>
+                <w:lang w:val="en-GB" w:eastAsia="en-GB" w:bidi="ar-SA"/>
+                <w14:ligatures w14:val="none"/>
+              </w:rPr>
+            </w:pPr>
+            <w:r>
+              <w:rPr>
+                <w:rFonts w:ascii="Times New Roman" w:eastAsia="Times New Roman" w:hAnsi="Times New Roman" w:cs="Times New Roman"/>
+                <w:kern w:val="0"/>
+                <w:sz w:val="24"/>
+                <w:szCs w:val="24"/>
+                <w:lang w:val="en-GB" w:eastAsia="en-GB" w:bidi="ar-SA"/>
+                <w14:ligatures w14:val="none"/>
+              </w:rPr>
+              <w:t>01 Jan 2026</w:t>
+            </w:r>
+          </w:p>
+        </w:tc>
+        <w:tc>
+          <w:tcPr>
+            <w:tcW w:w="0" w:type="auto"/>
+            <w:hideMark/>
+          </w:tcPr>
+          <w:p>
+            <w:pPr>
+              <w:cnfStyle w:val="000000100000" w:firstRow="0" w:lastRow="0" w:firstColumn="0" w:lastColumn="0" w:oddVBand="0" w:evenVBand="0" w:oddHBand="1" w:evenHBand="0" w:firstRowFirstColumn="0" w:firstRowLastColumn="0" w:lastRowFirstColumn="0" w:lastRowLastColumn="0"/>
+              <w:rPr>
+                <w:rFonts w:ascii="Times New Roman" w:eastAsia="Times New Roman" w:hAnsi="Times New Roman" w:cs="Times New Roman"/>
+                <w:kern w:val="0"/>
+                <w:sz w:val="24"/>
+                <w:szCs w:val="24"/>
+                <w:lang w:val="en-GB" w:eastAsia="en-GB" w:bidi="ar-SA"/>
+                <w14:ligatures w14:val="none"/>
+              </w:rPr>
+            </w:pPr>
+            <w:r>
+              <w:rPr>
+                <w:rFonts w:ascii="Times New Roman" w:eastAsia="Times New Roman" w:hAnsi="Times New Roman" w:cs="Times New Roman"/>
+                <w:kern w:val="0"/>
+                <w:sz w:val="24"/>
+                <w:szCs w:val="24"/>
+                <w:lang w:val="en-GB" w:eastAsia="en-GB" w:bidi="ar-SA"/>
+                <w14:ligatures w14:val="none"/>
+              </w:rPr>
+              <w:t>Governance Office</w:t>
+            </w:r>
+          </w:p>
+        </w:tc>
+        <w:tc>
+          <w:tcPr>
+            <w:tcW w:w="4644" w:type="dxa"/>
+            <w:hideMark/>
+          </w:tcPr>
+          <w:p>
+            <w:pPr>
+              <w:cnfStyle w:val="000000100000" w:firstRow="0" w:lastRow="0" w:firstColumn="0" w:lastColumn="0" w:oddVBand="0" w:evenVBand="0" w:oddHBand="1" w:evenHBand="0" w:firstRowFirstColumn="0" w:firstRowLastColumn="0" w:lastRowFirstColumn="0" w:lastRowLastColumn="0"/>
+              <w:rPr>
+                <w:rFonts w:ascii="Times New Roman" w:eastAsia="Times New Roman" w:hAnsi="Times New Roman" w:cs="Times New Roman"/>
+                <w:kern w:val="0"/>
+                <w:sz w:val="24"/>
+                <w:szCs w:val="24"/>
+                <w:lang w:val="en-GB" w:eastAsia="en-GB" w:bidi="ar-SA"/>
+                <w14:ligatures w14:val="none"/>
+              </w:rPr>
+            </w:pPr>
+            <w:r>
+              <w:rPr>
+                <w:rFonts w:ascii="Times New Roman" w:eastAsia="Times New Roman" w:hAnsi="Times New Roman" w:cs="Times New Roman"/>
+                <w:kern w:val="0"/>
+                <w:sz w:val="24"/>
+                <w:szCs w:val="24"/>
+                <w:lang w:val="en-GB" w:eastAsia="en-GB" w:bidi="ar-SA"/>
+                <w14:ligatures w14:val="none"/>
+              </w:rPr>
+              <w:t>Initial Issue</w:t>
+            </w:r>
+          </w:p>
+        </w:tc>
+      </w:tr>
+    </w:tbl>
+    <w:p>
+      <w:pPr>
+        <w:rPr>
+          <w:rFonts w:ascii="Times New Roman" w:eastAsia="Times New Roman" w:hAnsi="Times New Roman" w:cs="Times New Roman"/>
+          <w:b/>
+          <w:bCs/>
+          <w:kern w:val="0"/>
+          <w:sz w:val="27"/>
+          <w:szCs w:val="27"/>
+          <w:lang w:val="en-GB" w:eastAsia="en-GB" w:bidi="ar-SA"/>
+          <w14:ligatures w14:val="none"/>
+        </w:rPr>
+      </w:pPr>
+      <w:r>
+        <w:rPr>
+          <w:rFonts w:ascii="Times New Roman" w:eastAsia="Times New Roman" w:hAnsi="Times New Roman" w:cs="Times New Roman"/>
+          <w:b/>
+          <w:bCs/>
+          <w:kern w:val="0"/>
+          <w:sz w:val="27"/>
+          <w:szCs w:val="27"/>
+          <w:lang w:val="en-GB" w:eastAsia="en-GB" w:bidi="ar-SA"/>
+          <w14:ligatures w14:val="none"/>
+        </w:rPr>
+        <w:t>Distribution List</w:t>
+      </w:r>
+    </w:p>
+    <w:tbl>
+      <w:tblPr>
+        <w:tblStyle w:val="PlainTable1"/>
+        <w:tblW w:w="9085" w:type="dxa"/>
+        <w:tblLook w:val="04A0" w:firstRow="1" w:lastRow="0" w:firstColumn="1" w:lastColumn="0" w:noHBand="0" w:noVBand="1"/>
+      </w:tblPr>
+      <w:tblGrid>
+        <w:gridCol w:w="1563"/>
+        <w:gridCol w:w="7522"/>
+      </w:tblGrid>
+      <w:tr>
+        <w:trPr>
+          <w:cnfStyle w:val="100000000000" w:firstRow="1" w:lastRow="0" w:firstColumn="0" w:lastColumn="0" w:oddVBand="0" w:evenVBand="0" w:oddHBand="0" w:evenHBand="0" w:firstRowFirstColumn="0" w:firstRowLastColumn="0" w:lastRowFirstColumn="0" w:lastRowLastColumn="0"/>
+        </w:trPr>
+        <w:tc>
+          <w:tcPr>
+            <w:cnfStyle w:val="001000000000" w:firstRow="0" w:lastRow="0" w:firstColumn="1" w:lastColumn="0" w:oddVBand="0" w:evenVBand="0" w:oddHBand="0" w:evenHBand="0" w:firstRowFirstColumn="0" w:firstRowLastColumn="0" w:lastRowFirstColumn="0" w:lastRowLastColumn="0"/>
+            <w:tcW w:w="0" w:type="auto"/>
+            <w:shd w:val="clear" w:color="auto" w:fill="0A2F41" w:themeFill="accent1" w:themeFillShade="80"/>
+            <w:hideMark/>
+          </w:tcPr>
+          <w:p>
+            <w:pPr>
+              <w:jc w:val="center"/>
+              <w:rPr>
+                <w:rFonts w:ascii="Times New Roman" w:eastAsia="Times New Roman" w:hAnsi="Times New Roman" w:cs="Times New Roman"/>
+                <w:kern w:val="0"/>
+                <w:sz w:val="24"/>
+                <w:szCs w:val="24"/>
+                <w:lang w:val="en-GB" w:eastAsia="en-GB" w:bidi="ar-SA"/>
+                <w14:ligatures w14:val="none"/>
+              </w:rPr>
+            </w:pPr>
+            <w:r>
+              <w:rPr>
+                <w:rFonts w:ascii="Times New Roman" w:eastAsia="Times New Roman" w:hAnsi="Times New Roman" w:cs="Times New Roman"/>
+                <w:kern w:val="0"/>
+                <w:sz w:val="24"/>
+                <w:szCs w:val="24"/>
+                <w:lang w:val="en-GB" w:eastAsia="en-GB" w:bidi="ar-SA"/>
+                <w14:ligatures w14:val="none"/>
+              </w:rPr>
+              <w:t>Department</w:t>
+            </w:r>
+          </w:p>
+        </w:tc>
+        <w:tc>
+          <w:tcPr>
+            <w:tcW w:w="7522" w:type="dxa"/>
+            <w:shd w:val="clear" w:color="auto" w:fill="0A2F41" w:themeFill="accent1" w:themeFillShade="80"/>
+            <w:hideMark/>
+          </w:tcPr>
+          <w:p>
+            <w:pPr>
+              <w:jc w:val="center"/>
+              <w:cnfStyle w:val="100000000000" w:firstRow="1" w:lastRow="0" w:firstColumn="0" w:lastColumn="0" w:oddVBand="0" w:evenVBand="0" w:oddHBand="0" w:evenHBand="0" w:firstRowFirstColumn="0" w:firstRowLastColumn="0" w:lastRowFirstColumn="0" w:lastRowLastColumn="0"/>
+              <w:rPr>
+                <w:rFonts w:ascii="Times New Roman" w:eastAsia="Times New Roman" w:hAnsi="Times New Roman" w:cs="Times New Roman"/>
+                <w:kern w:val="0"/>
+                <w:sz w:val="24"/>
+                <w:szCs w:val="24"/>
+                <w:lang w:val="en-GB" w:eastAsia="en-GB" w:bidi="ar-SA"/>
+                <w14:ligatures w14:val="none"/>
+              </w:rPr>
+            </w:pPr>
+            <w:r>
+              <w:rPr>
+                <w:rFonts w:ascii="Times New Roman" w:eastAsia="Times New Roman" w:hAnsi="Times New Roman" w:cs="Times New Roman"/>
+                <w:kern w:val="0"/>
+                <w:sz w:val="24"/>
+                <w:szCs w:val="24"/>
+                <w:lang w:val="en-GB" w:eastAsia="en-GB" w:bidi="ar-SA"/>
+                <w14:ligatures w14:val="none"/>
+              </w:rPr>
+              <w:t>Access</w:t>
+            </w:r>
+          </w:p>
+        </w:tc>
+      </w:tr>
+      <w:tr>
+        <w:trPr>
+          <w:cnfStyle w:val="000000100000" w:firstRow="0" w:lastRow="0" w:firstColumn="0" w:lastColumn="0" w:oddVBand="0" w:evenVBand="0" w:oddHBand="1" w:evenHBand="0" w:firstRowFirstColumn="0" w:firstRowLastColumn="0" w:lastRowFirstColumn="0" w:lastRowLastColumn="0"/>
+        </w:trPr>
+        <w:tc>
+          <w:tcPr>
+            <w:cnfStyle w:val="001000000000" w:firstRow="0" w:lastRow="0" w:firstColumn="1" w:lastColumn="0" w:oddVBand="0" w:evenVBand="0" w:oddHBand="0" w:evenHBand="0" w:firstRowFirstColumn="0" w:firstRowLastColumn="0" w:lastRowFirstColumn="0" w:lastRowLastColumn="0"/>
+            <w:tcW w:w="0" w:type="auto"/>
+            <w:hideMark/>
+          </w:tcPr>
+          <w:p>
+            <w:pPr>
+              <w:rPr>
+                <w:rFonts w:ascii="Times New Roman" w:eastAsia="Times New Roman" w:hAnsi="Times New Roman" w:cs="Times New Roman"/>
+                <w:kern w:val="0"/>
+                <w:sz w:val="24"/>
+                <w:szCs w:val="24"/>
+                <w:lang w:val="en-GB" w:eastAsia="en-GB" w:bidi="ar-SA"/>
+                <w14:ligatures w14:val="none"/>
+              </w:rPr>
+            </w:pPr>
+            <w:r>
+              <w:rPr>
+                <w:rFonts w:ascii="Times New Roman" w:eastAsia="Times New Roman" w:hAnsi="Times New Roman" w:cs="Times New Roman"/>
+                <w:kern w:val="0"/>
+                <w:sz w:val="24"/>
+                <w:szCs w:val="24"/>
+                <w:lang w:val="en-GB" w:eastAsia="en-GB" w:bidi="ar-SA"/>
+                <w14:ligatures w14:val="none"/>
+              </w:rPr>
+              <w:t>Board</w:t>
+            </w:r>
+          </w:p>
+        </w:tc>
+        <w:tc>
+          <w:tcPr>
+            <w:tcW w:w="7522" w:type="dxa"/>
+            <w:hideMark/>
+          </w:tcPr>
+          <w:p>
+            <w:pPr>
+              <w:cnfStyle w:val="000000100000" w:firstRow="0" w:lastRow="0" w:firstColumn="0" w:lastColumn="0" w:oddVBand="0" w:evenVBand="0" w:oddHBand="1" w:evenHBand="0" w:firstRowFirstColumn="0" w:firstRowLastColumn="0" w:lastRowFirstColumn="0" w:lastRowLastColumn="0"/>
+              <w:rPr>
+                <w:rFonts w:ascii="Times New Roman" w:eastAsia="Times New Roman" w:hAnsi="Times New Roman" w:cs="Times New Roman"/>
+                <w:kern w:val="0"/>
+                <w:sz w:val="24"/>
+                <w:szCs w:val="24"/>
+                <w:lang w:val="en-GB" w:eastAsia="en-GB" w:bidi="ar-SA"/>
+                <w14:ligatures w14:val="none"/>
+              </w:rPr>
+            </w:pPr>
+            <w:r>
+              <w:rPr>
+                <w:rFonts w:ascii="Times New Roman" w:eastAsia="Times New Roman" w:hAnsi="Times New Roman" w:cs="Times New Roman"/>
+                <w:kern w:val="0"/>
+                <w:sz w:val="24"/>
+                <w:szCs w:val="24"/>
+                <w:lang w:val="en-GB" w:eastAsia="en-GB" w:bidi="ar-SA"/>
+                <w14:ligatures w14:val="none"/>
+              </w:rPr>
+              <w:t>Full</w:t>
+            </w:r>
+          </w:p>
+        </w:tc>
+      </w:tr>
+      <w:tr>
+        <w:tc>
+          <w:tcPr>
+            <w:cnfStyle w:val="001000000000" w:firstRow="0" w:lastRow="0" w:firstColumn="1" w:lastColumn="0" w:oddVBand="0" w:evenVBand="0" w:oddHBand="0" w:evenHBand="0" w:firstRowFirstColumn="0" w:firstRowLastColumn="0" w:lastRowFirstColumn="0" w:lastRowLastColumn="0"/>
+            <w:tcW w:w="0" w:type="auto"/>
+            <w:hideMark/>
+          </w:tcPr>
+          <w:p>
+            <w:pPr>
+              <w:rPr>
+                <w:rFonts w:ascii="Times New Roman" w:eastAsia="Times New Roman" w:hAnsi="Times New Roman" w:cs="Times New Roman"/>
+                <w:kern w:val="0"/>
+                <w:sz w:val="24"/>
+                <w:szCs w:val="24"/>
+                <w:lang w:val="en-GB" w:eastAsia="en-GB" w:bidi="ar-SA"/>
+                <w14:ligatures w14:val="none"/>
+              </w:rPr>
+            </w:pPr>
+            <w:r>
+              <w:rPr>
+                <w:rFonts w:ascii="Times New Roman" w:eastAsia="Times New Roman" w:hAnsi="Times New Roman" w:cs="Times New Roman"/>
+                <w:kern w:val="0"/>
+                <w:sz w:val="24"/>
+                <w:szCs w:val="24"/>
+                <w:lang w:val="en-GB" w:eastAsia="en-GB" w:bidi="ar-SA"/>
+                <w14:ligatures w14:val="none"/>
+              </w:rPr>
+              <w:t>Management</w:t>
+            </w:r>
+          </w:p>
+        </w:tc>
+        <w:tc>
+          <w:tcPr>
+            <w:tcW w:w="7522" w:type="dxa"/>
+            <w:hideMark/>
+          </w:tcPr>
+          <w:p>
+            <w:pPr>
+              <w:cnfStyle w:val="000000000000" w:firstRow="0" w:lastRow="0" w:firstColumn="0" w:lastColumn="0" w:oddVBand="0" w:evenVBand="0" w:oddHBand="0" w:evenHBand="0" w:firstRowFirstColumn="0" w:firstRowLastColumn="0" w:lastRowFirstColumn="0" w:lastRowLastColumn="0"/>
+              <w:rPr>
+                <w:rFonts w:ascii="Times New Roman" w:eastAsia="Times New Roman" w:hAnsi="Times New Roman" w:cs="Times New Roman"/>
+                <w:kern w:val="0"/>
+                <w:sz w:val="24"/>
+                <w:szCs w:val="24"/>
+                <w:lang w:val="en-GB" w:eastAsia="en-GB" w:bidi="ar-SA"/>
+                <w14:ligatures w14:val="none"/>
+              </w:rPr>
+            </w:pPr>
+            <w:r>
+              <w:rPr>
+                <w:rFonts w:ascii="Times New Roman" w:eastAsia="Times New Roman" w:hAnsi="Times New Roman" w:cs="Times New Roman"/>
+                <w:kern w:val="0"/>
+                <w:sz w:val="24"/>
+                <w:szCs w:val="24"/>
+                <w:lang w:val="en-GB" w:eastAsia="en-GB" w:bidi="ar-SA"/>
+                <w14:ligatures w14:val="none"/>
+              </w:rPr>
+              <w:t>Full</w:t>
+            </w:r>
+          </w:p>
+        </w:tc>
+      </w:tr>
+      <w:tr>
+        <w:trPr>
+          <w:cnfStyle w:val="000000100000" w:firstRow="0" w:lastRow="0" w:firstColumn="0" w:lastColumn="0" w:oddVBand="0" w:evenVBand="0" w:oddHBand="1" w:evenHBand="0" w:firstRowFirstColumn="0" w:firstRowLastColumn="0" w:lastRowFirstColumn="0" w:lastRowLastColumn="0"/>
+        </w:trPr>
+        <w:tc>
+          <w:tcPr>
+            <w:cnfStyle w:val="001000000000" w:firstRow="0" w:lastRow="0" w:firstColumn="1" w:lastColumn="0" w:oddVBand="0" w:evenVBand="0" w:oddHBand="0" w:evenHBand="0" w:firstRowFirstColumn="0" w:firstRowLastColumn="0" w:lastRowFirstColumn="0" w:lastRowLastColumn="0"/>
+            <w:tcW w:w="0" w:type="auto"/>
+            <w:hideMark/>
+          </w:tcPr>
+          <w:p>
+            <w:pPr>
+              <w:rPr>
+                <w:rFonts w:ascii="Times New Roman" w:eastAsia="Times New Roman" w:hAnsi="Times New Roman" w:cs="Times New Roman"/>
+                <w:kern w:val="0"/>
+                <w:sz w:val="24"/>
+                <w:szCs w:val="24"/>
+                <w:lang w:val="en-GB" w:eastAsia="en-GB" w:bidi="ar-SA"/>
+                <w14:ligatures w14:val="none"/>
+              </w:rPr>
+            </w:pPr>
+            <w:r>
+              <w:rPr>
+                <w:rFonts w:ascii="Times New Roman" w:eastAsia="Times New Roman" w:hAnsi="Times New Roman" w:cs="Times New Roman"/>
+                <w:kern w:val="0"/>
+                <w:sz w:val="24"/>
+                <w:szCs w:val="24"/>
+                <w:lang w:val="en-GB" w:eastAsia="en-GB" w:bidi="ar-SA"/>
+                <w14:ligatures w14:val="none"/>
+              </w:rPr>
+              <w:t>Departments</w:t>
+            </w:r>
+          </w:p>
+        </w:tc>
+        <w:tc>
+          <w:tcPr>
+            <w:tcW w:w="7522" w:type="dxa"/>
+            <w:hideMark/>
+          </w:tcPr>
+          <w:p>
+            <w:pPr>
+              <w:cnfStyle w:val="000000100000" w:firstRow="0" w:lastRow="0" w:firstColumn="0" w:lastColumn="0" w:oddVBand="0" w:evenVBand="0" w:oddHBand="1" w:evenHBand="0" w:firstRowFirstColumn="0" w:firstRowLastColumn="0" w:lastRowFirstColumn="0" w:lastRowLastColumn="0"/>
+              <w:rPr>
+                <w:rFonts w:ascii="Times New Roman" w:eastAsia="Times New Roman" w:hAnsi="Times New Roman" w:cs="Times New Roman"/>
+                <w:kern w:val="0"/>
+                <w:sz w:val="24"/>
+                <w:szCs w:val="24"/>
+                <w:lang w:val="en-GB" w:eastAsia="en-GB" w:bidi="ar-SA"/>
+                <w14:ligatures w14:val="none"/>
+              </w:rPr>
+            </w:pPr>
+            <w:r>
+              <w:rPr>
+                <w:rFonts w:ascii="Times New Roman" w:eastAsia="Times New Roman" w:hAnsi="Times New Roman" w:cs="Times New Roman"/>
+                <w:kern w:val="0"/>
+                <w:sz w:val="24"/>
+                <w:szCs w:val="24"/>
+                <w:lang w:val="en-GB" w:eastAsia="en-GB" w:bidi="ar-SA"/>
+                <w14:ligatures w14:val="none"/>
+              </w:rPr>
+              <w:t>Relevant sections</w:t>
+            </w:r>
+          </w:p>
+        </w:tc>
+      </w:tr>
+    </w:tbl>
+    <w:p>
+      <w:pPr>
+        <w:keepNext/>
+        <w:keepLines/>
+        <w:spacing w:before="160" w:after="80"/>
+        <w:outlineLvl w:val="2"/>
+        <w:rPr>
+          <w:rFonts w:ascii="Times New Roman" w:eastAsia="Times New Roman" w:hAnsi="Times New Roman" w:cs="Times New Roman"/>
+          <w:b/>
+          <w:bCs/>
+          <w:kern w:val="0"/>
+          <w:sz w:val="27"/>
+          <w:szCs w:val="27"/>
+          <w:lang w:val="en-GB" w:eastAsia="en-GB" w:bidi="ar-SA"/>
+          <w14:ligatures w14:val="none"/>
+        </w:rPr>
+      </w:pPr>
     </w:p>
     <w:p>
       <w:pPr>
+        <w:rPr>
+          <w:rFonts w:ascii="Times New Roman" w:eastAsia="Times New Roman" w:hAnsi="Times New Roman" w:cs="Times New Roman"/>
+          <w:b/>
+          <w:bCs/>
+          <w:kern w:val="0"/>
+          <w:sz w:val="27"/>
+          <w:szCs w:val="27"/>
+          <w:lang w:val="en-GB" w:eastAsia="en-GB" w:bidi="ar-SA"/>
+          <w14:ligatures w14:val="none"/>
+        </w:rPr>
+      </w:pPr>
+      <w:r>
+        <w:rPr>
+          <w:rFonts w:ascii="Times New Roman" w:eastAsia="Times New Roman" w:hAnsi="Times New Roman" w:cs="Times New Roman"/>
+          <w:b/>
+          <w:bCs/>
+          <w:kern w:val="0"/>
+          <w:sz w:val="27"/>
+          <w:szCs w:val="27"/>
+          <w:lang w:val="en-GB" w:eastAsia="en-GB" w:bidi="ar-SA"/>
+          <w14:ligatures w14:val="none"/>
+        </w:rPr>
+        <w:t>Document Hierarchy</w:t>
+      </w:r>
+    </w:p>
+    <w:p>
+      <w:pPr>
+        <w:spacing w:after="0"/>
+        <w:rPr>
+          <w:rFonts w:ascii="Courier New" w:eastAsia="Times New Roman" w:hAnsi="Courier New" w:cs="Courier New"/>
+          <w:kern w:val="0"/>
+          <w:sz w:val="20"/>
+          <w:szCs w:val="20"/>
+          <w:lang w:val="en-GB" w:eastAsia="en-GB" w:bidi="ar-SA"/>
+          <w14:ligatures w14:val="none"/>
+        </w:rPr>
+      </w:pPr>
+      <w:r>
+        <w:rPr>
+          <w:rFonts w:ascii="Courier New" w:eastAsia="Times New Roman" w:hAnsi="Courier New" w:cs="Courier New"/>
+          <w:kern w:val="0"/>
+          <w:sz w:val="20"/>
+          <w:szCs w:val="20"/>
+          <w:lang w:val="en-GB" w:eastAsia="en-GB" w:bidi="ar-SA"/>
+          <w14:ligatures w14:val="none"/>
+        </w:rPr>
+        <w:t>Level 1 – Policy</w:t>
+      </w:r>
+      <w:r>
+        <w:rPr>
+          <w:rFonts w:ascii="Courier New" w:eastAsia="Times New Roman" w:hAnsi="Courier New" w:cs="Courier New"/>
+          <w:kern w:val="0"/>
+          <w:sz w:val="20"/>
+          <w:szCs w:val="20"/>
+          <w:lang w:val="en-GB" w:eastAsia="en-GB" w:bidi="ar-SA"/>
+          <w14:ligatures w14:val="none"/>
+        </w:rPr>
+        <w:br/>
+        <w:t>Level 2 – Procedure</w:t>
+      </w:r>
+      <w:r>
+        <w:rPr>
+          <w:rFonts w:ascii="Courier New" w:eastAsia="Times New Roman" w:hAnsi="Courier New" w:cs="Courier New"/>
+          <w:kern w:val="0"/>
+          <w:sz w:val="20"/>
+          <w:szCs w:val="20"/>
+          <w:lang w:val="en-GB" w:eastAsia="en-GB" w:bidi="ar-SA"/>
+          <w14:ligatures w14:val="none"/>
+        </w:rPr>
+        <w:br/>
+        <w:t>Level 3 – Work Instruction</w:t>
+      </w:r>
+      <w:r>
+        <w:rPr>
+          <w:rFonts w:ascii="Courier New" w:eastAsia="Times New Roman" w:hAnsi="Courier New" w:cs="Courier New"/>
+          <w:kern w:val="0"/>
+          <w:sz w:val="20"/>
+          <w:szCs w:val="20"/>
+          <w:lang w:val="en-GB" w:eastAsia="en-GB" w:bidi="ar-SA"/>
+          <w14:ligatures w14:val="none"/>
+        </w:rPr>
+        <w:br/>
+        <w:t>Level 4 – Forms / Templates</w:t>
+      </w:r>
+    </w:p>
+    <w:p/>
+    <w:p>
+      <w:pPr>
+        <w:rPr>
+          <w:rFonts w:ascii="Times New Roman" w:eastAsia="Times New Roman" w:hAnsi="Times New Roman" w:cs="Times New Roman"/>
+          <w:kern w:val="0"/>
+          <w:sz w:val="24"/>
+          <w:szCs w:val="24"/>
+          <w:lang w:val="en-GB" w:eastAsia="en-GB" w:bidi="ar-SA"/>
+          <w14:ligatures w14:val="none"/>
+        </w:rPr>
+      </w:pPr>
+      <w:r>
+        <w:rPr>
+          <w:rFonts w:ascii="Times New Roman" w:eastAsia="Times New Roman" w:hAnsi="Times New Roman" w:cs="Times New Roman"/>
+          <w:kern w:val="0"/>
+          <w:sz w:val="24"/>
+          <w:szCs w:val="24"/>
+          <w:lang w:val="en-GB" w:eastAsia="en-GB" w:bidi="ar-SA"/>
+          <w14:ligatures w14:val="none"/>
+        </w:rPr>
+        <w:br w:type="page"/>
+      </w:r>
+    </w:p>
+    <w:sdt>
+      <w:sdtPr>
+        <w:id w:val="1819992339"/>
+        <w:docPartObj>
+          <w:docPartGallery w:val="Table of Contents"/>
+          <w:docPartUnique/>
+        </w:docPartObj>
+      </w:sdtPr>
+      <w:sdtEndPr>
+        <w:rPr>
+          <w:rFonts w:asciiTheme="minorHAnsi" w:eastAsiaTheme="minorHAnsi" w:hAnsiTheme="minorHAnsi" w:cstheme="minorBidi"/>
+          <w:b/>
+          <w:bCs/>
+          <w:noProof/>
+          <w:color w:val="auto"/>
+          <w:kern w:val="2"/>
+          <w:sz w:val="22"/>
+          <w:szCs w:val="22"/>
+          <w:lang w:bidi="ar-EG"/>
+          <w14:ligatures w14:val="standardContextual"/>
+        </w:rPr>
+      </w:sdtEndPr>
+      <w:sdtContent>
+        <w:p>
+          <w:pPr>
+            <w:pStyle w:val="TOCHeading"/>
+          </w:pPr>
+          <w:r>
+            <w:t>Contents</w:t>
+          </w:r>
+        </w:p>
+        <w:p>
+          <w:pPr>
+            <w:pStyle w:val="TOC1"/>
+            <w:tabs>
+              <w:tab w:val="right" w:leader="dot" w:pos="9016"/>
+            </w:tabs>
+            <w:rPr>
+              <w:rFonts w:eastAsiaTheme="minorEastAsia"/>
+              <w:noProof/>
+              <w:sz w:val="24"/>
+              <w:szCs w:val="24"/>
+              <w:lang w:val="en-GB" w:eastAsia="en-GB" w:bidi="ar-SA"/>
+            </w:rPr>
+          </w:pPr>
+          <w:r>
+            <w:fldChar w:fldCharType="begin"/>
+          </w:r>
+          <w:r>
+            <w:instrText xml:space="preserve"> TOC \o "1-3" \h \z \u </w:instrText>
+          </w:r>
+          <w:r>
+            <w:fldChar w:fldCharType="separate"/>
+          </w:r>
+          <w:hyperlink w:anchor="_Toc224160872" w:history="1">
+            <w:r>
+              <w:rPr>
+                <w:rStyle w:val="Hyperlink"/>
+                <w:rFonts w:ascii="Times New Roman" w:eastAsia="Times New Roman" w:hAnsi="Times New Roman" w:cs="Times New Roman"/>
+                <w:b/>
+                <w:bCs/>
+                <w:noProof/>
+                <w:kern w:val="36"/>
+                <w:lang w:val="en-GB" w:eastAsia="en-GB"/>
+                <w14:ligatures w14:val="none"/>
+              </w:rPr>
+              <w:t>13_Procurement_Commercial</w:t>
+            </w:r>
+            <w:r>
+              <w:rPr>
+                <w:noProof/>
+                <w:webHidden/>
+              </w:rPr>
+              <w:tab/>
+            </w:r>
+            <w:r>
+              <w:rPr>
+                <w:noProof/>
+                <w:webHidden/>
+              </w:rPr>
+              <w:fldChar w:fldCharType="begin"/>
+            </w:r>
+            <w:r>
+              <w:rPr>
+                <w:noProof/>
+                <w:webHidden/>
+              </w:rPr>
+              <w:instrText xml:space="preserve"> PAGEREF _Toc224160872 \h </w:instrText>
+            </w:r>
+            <w:r>
+              <w:rPr>
+                <w:noProof/>
+                <w:webHidden/>
+              </w:rPr>
+            </w:r>
+            <w:r>
+              <w:rPr>
+                <w:noProof/>
+                <w:webHidden/>
+              </w:rPr>
+              <w:fldChar w:fldCharType="separate"/>
+            </w:r>
+            <w:r>
+              <w:rPr>
+                <w:noProof/>
+                <w:webHidden/>
+              </w:rPr>
+              <w:t>1</w:t>
+            </w:r>
+            <w:r>
+              <w:rPr>
+                <w:noProof/>
+                <w:webHidden/>
+              </w:rPr>
+              <w:fldChar w:fldCharType="end"/>
+            </w:r>
+          </w:hyperlink>
+        </w:p>
+        <w:p>
+          <w:pPr>
+            <w:pStyle w:val="TOC2"/>
+            <w:tabs>
+              <w:tab w:val="right" w:leader="dot" w:pos="9016"/>
+            </w:tabs>
+            <w:rPr>
+              <w:rFonts w:eastAsiaTheme="minorEastAsia"/>
+              <w:noProof/>
+              <w:sz w:val="24"/>
+              <w:szCs w:val="24"/>
+              <w:lang w:val="en-GB" w:eastAsia="en-GB" w:bidi="ar-SA"/>
+            </w:rPr>
+          </w:pPr>
+          <w:hyperlink w:anchor="_Toc224160873" w:history="1">
+            <w:r>
+              <w:rPr>
+                <w:rStyle w:val="Hyperlink"/>
+                <w:rFonts w:ascii="Times New Roman" w:eastAsia="Times New Roman" w:hAnsi="Times New Roman" w:cs="Times New Roman"/>
+                <w:b/>
+                <w:bCs/>
+                <w:noProof/>
+                <w:kern w:val="0"/>
+                <w:lang w:val="en-GB" w:eastAsia="en-GB"/>
+                <w14:ligatures w14:val="none"/>
+              </w:rPr>
+              <w:t>13.1 Procurement &amp; Commercial Governance Policy</w:t>
+            </w:r>
+            <w:r>
+              <w:rPr>
+                <w:noProof/>
+                <w:webHidden/>
+              </w:rPr>
+              <w:tab/>
+            </w:r>
+            <w:r>
+              <w:rPr>
+                <w:noProof/>
+                <w:webHidden/>
+              </w:rPr>
+              <w:fldChar w:fldCharType="begin"/>
+            </w:r>
+            <w:r>
+              <w:rPr>
+                <w:noProof/>
+                <w:webHidden/>
+              </w:rPr>
+              <w:instrText xml:space="preserve"> PAGEREF _Toc224160873 \h </w:instrText>
+            </w:r>
+            <w:r>
+              <w:rPr>
+                <w:noProof/>
+                <w:webHidden/>
+              </w:rPr>
+            </w:r>
+            <w:r>
+              <w:rPr>
+                <w:noProof/>
+                <w:webHidden/>
+              </w:rPr>
+              <w:fldChar w:fldCharType="separate"/>
+            </w:r>
+            <w:r>
+              <w:rPr>
+                <w:noProof/>
+                <w:webHidden/>
+              </w:rPr>
+              <w:t>3</w:t>
+            </w:r>
+            <w:r>
+              <w:rPr>
+                <w:noProof/>
+                <w:webHidden/>
+              </w:rPr>
+              <w:fldChar w:fldCharType="end"/>
+            </w:r>
+          </w:hyperlink>
+        </w:p>
+        <w:p>
+          <w:pPr>
+            <w:pStyle w:val="TOC1"/>
+            <w:tabs>
+              <w:tab w:val="right" w:leader="dot" w:pos="9016"/>
+            </w:tabs>
+            <w:rPr>
+              <w:rFonts w:eastAsiaTheme="minorEastAsia"/>
+              <w:noProof/>
+              <w:sz w:val="24"/>
+              <w:szCs w:val="24"/>
+              <w:lang w:val="en-GB" w:eastAsia="en-GB" w:bidi="ar-SA"/>
+            </w:rPr>
+          </w:pPr>
+          <w:hyperlink w:anchor="_Toc224160874" w:history="1">
+            <w:r>
+              <w:rPr>
+                <w:rStyle w:val="Hyperlink"/>
+                <w:rFonts w:ascii="Times New Roman" w:eastAsia="Times New Roman" w:hAnsi="Times New Roman" w:cs="Times New Roman"/>
+                <w:b/>
+                <w:bCs/>
+                <w:noProof/>
+                <w:kern w:val="36"/>
+                <w:lang w:val="en-GB" w:eastAsia="en-GB"/>
+                <w14:ligatures w14:val="none"/>
+              </w:rPr>
+              <w:t>13.2 Policy Architecture (WBS-Coded Tree)</w:t>
+            </w:r>
+            <w:r>
+              <w:rPr>
+                <w:noProof/>
+                <w:webHidden/>
+              </w:rPr>
+              <w:tab/>
+            </w:r>
+            <w:r>
+              <w:rPr>
+                <w:noProof/>
+                <w:webHidden/>
+              </w:rPr>
+              <w:fldChar w:fldCharType="begin"/>
+            </w:r>
+            <w:r>
+              <w:rPr>
+                <w:noProof/>
+                <w:webHidden/>
+              </w:rPr>
+              <w:instrText xml:space="preserve"> PAGEREF _Toc224160874 \h </w:instrText>
+            </w:r>
+            <w:r>
+              <w:rPr>
+                <w:noProof/>
+                <w:webHidden/>
+              </w:rPr>
+            </w:r>
+            <w:r>
+              <w:rPr>
+                <w:noProof/>
+                <w:webHidden/>
+              </w:rPr>
+              <w:fldChar w:fldCharType="separate"/>
+            </w:r>
+            <w:r>
+              <w:rPr>
+                <w:noProof/>
+                <w:webHidden/>
+              </w:rPr>
+              <w:t>3</w:t>
+            </w:r>
+            <w:r>
+              <w:rPr>
+                <w:noProof/>
+                <w:webHidden/>
+              </w:rPr>
+              <w:fldChar w:fldCharType="end"/>
+            </w:r>
+          </w:hyperlink>
+        </w:p>
+        <w:p>
+          <w:pPr>
+            <w:pStyle w:val="TOC1"/>
+            <w:tabs>
+              <w:tab w:val="right" w:leader="dot" w:pos="9016"/>
+            </w:tabs>
+            <w:rPr>
+              <w:rFonts w:eastAsiaTheme="minorEastAsia"/>
+              <w:noProof/>
+              <w:sz w:val="24"/>
+              <w:szCs w:val="24"/>
+              <w:lang w:val="en-GB" w:eastAsia="en-GB" w:bidi="ar-SA"/>
+            </w:rPr>
+          </w:pPr>
+          <w:hyperlink w:anchor="_Toc224160875" w:history="1">
+            <w:r>
+              <w:rPr>
+                <w:rStyle w:val="Hyperlink"/>
+                <w:rFonts w:ascii="Times New Roman" w:eastAsia="Times New Roman" w:hAnsi="Times New Roman" w:cs="Times New Roman"/>
+                <w:b/>
+                <w:bCs/>
+                <w:noProof/>
+                <w:kern w:val="36"/>
+                <w:lang w:val="en-GB" w:eastAsia="en-GB"/>
+                <w14:ligatures w14:val="none"/>
+              </w:rPr>
+              <w:t>13.3 SIPOC – End-to-End Procurement Process</w:t>
+            </w:r>
+            <w:r>
+              <w:rPr>
+                <w:noProof/>
+                <w:webHidden/>
+              </w:rPr>
+              <w:tab/>
+            </w:r>
+            <w:r>
+              <w:rPr>
+                <w:noProof/>
+                <w:webHidden/>
+              </w:rPr>
+              <w:fldChar w:fldCharType="begin"/>
+            </w:r>
+            <w:r>
+              <w:rPr>
+                <w:noProof/>
+                <w:webHidden/>
+              </w:rPr>
+              <w:instrText xml:space="preserve"> PAGEREF _Toc224160875 \h </w:instrText>
+            </w:r>
+            <w:r>
+              <w:rPr>
+                <w:noProof/>
+                <w:webHidden/>
+              </w:rPr>
+            </w:r>
+            <w:r>
+              <w:rPr>
+                <w:noProof/>
+                <w:webHidden/>
+              </w:rPr>
+              <w:fldChar w:fldCharType="separate"/>
+            </w:r>
+            <w:r>
+              <w:rPr>
+                <w:noProof/>
+                <w:webHidden/>
+              </w:rPr>
+              <w:t>4</w:t>
+            </w:r>
+            <w:r>
+              <w:rPr>
+                <w:noProof/>
+                <w:webHidden/>
+              </w:rPr>
+              <w:fldChar w:fldCharType="end"/>
+            </w:r>
+          </w:hyperlink>
+        </w:p>
+        <w:p>
+          <w:pPr>
+            <w:pStyle w:val="TOC1"/>
+            <w:tabs>
+              <w:tab w:val="right" w:leader="dot" w:pos="9016"/>
+            </w:tabs>
+            <w:rPr>
+              <w:rFonts w:eastAsiaTheme="minorEastAsia"/>
+              <w:noProof/>
+              <w:sz w:val="24"/>
+              <w:szCs w:val="24"/>
+              <w:lang w:val="en-GB" w:eastAsia="en-GB" w:bidi="ar-SA"/>
+            </w:rPr>
+          </w:pPr>
+          <w:hyperlink w:anchor="_Toc224160876" w:history="1">
+            <w:r>
+              <w:rPr>
+                <w:rStyle w:val="Hyperlink"/>
+                <w:rFonts w:ascii="Times New Roman" w:eastAsia="Times New Roman" w:hAnsi="Times New Roman" w:cs="Times New Roman"/>
+                <w:b/>
+                <w:bCs/>
+                <w:noProof/>
+                <w:kern w:val="36"/>
+                <w:lang w:val="en-GB" w:eastAsia="en-GB"/>
+                <w14:ligatures w14:val="none"/>
+              </w:rPr>
+              <w:t>13.4 BPMN – High-Level Flow</w:t>
+            </w:r>
+            <w:r>
+              <w:rPr>
+                <w:noProof/>
+                <w:webHidden/>
+              </w:rPr>
+              <w:tab/>
+            </w:r>
+            <w:r>
+              <w:rPr>
+                <w:noProof/>
+                <w:webHidden/>
+              </w:rPr>
+              <w:fldChar w:fldCharType="begin"/>
+            </w:r>
+            <w:r>
+              <w:rPr>
+                <w:noProof/>
+                <w:webHidden/>
+              </w:rPr>
+              <w:instrText xml:space="preserve"> PAGEREF _Toc224160876 \h </w:instrText>
+            </w:r>
+            <w:r>
+              <w:rPr>
+                <w:noProof/>
+                <w:webHidden/>
+              </w:rPr>
+            </w:r>
+            <w:r>
+              <w:rPr>
+                <w:noProof/>
+                <w:webHidden/>
+              </w:rPr>
+              <w:fldChar w:fldCharType="separate"/>
+            </w:r>
+            <w:r>
+              <w:rPr>
+                <w:noProof/>
+                <w:webHidden/>
+              </w:rPr>
+              <w:t>4</w:t>
+            </w:r>
+            <w:r>
+              <w:rPr>
+                <w:noProof/>
+                <w:webHidden/>
+              </w:rPr>
+              <w:fldChar w:fldCharType="end"/>
+            </w:r>
+          </w:hyperlink>
+        </w:p>
+        <w:p>
+          <w:pPr>
+            <w:pStyle w:val="TOC1"/>
+            <w:tabs>
+              <w:tab w:val="right" w:leader="dot" w:pos="9016"/>
+            </w:tabs>
+            <w:rPr>
+              <w:rFonts w:eastAsiaTheme="minorEastAsia"/>
+              <w:noProof/>
+              <w:sz w:val="24"/>
+              <w:szCs w:val="24"/>
+              <w:lang w:val="en-GB" w:eastAsia="en-GB" w:bidi="ar-SA"/>
+            </w:rPr>
+          </w:pPr>
+          <w:hyperlink w:anchor="_Toc224160877" w:history="1">
+            <w:r>
+              <w:rPr>
+                <w:rStyle w:val="Hyperlink"/>
+                <w:rFonts w:ascii="Times New Roman" w:eastAsia="Times New Roman" w:hAnsi="Times New Roman" w:cs="Times New Roman"/>
+                <w:b/>
+                <w:bCs/>
+                <w:noProof/>
+                <w:kern w:val="36"/>
+                <w:lang w:val="en-GB" w:eastAsia="en-GB"/>
+                <w14:ligatures w14:val="none"/>
+              </w:rPr>
+              <w:t>13.5 RACI Matrix</w:t>
+            </w:r>
+            <w:r>
+              <w:rPr>
+                <w:noProof/>
+                <w:webHidden/>
+              </w:rPr>
+              <w:tab/>
+            </w:r>
+            <w:r>
+              <w:rPr>
+                <w:noProof/>
+                <w:webHidden/>
+              </w:rPr>
+              <w:fldChar w:fldCharType="begin"/>
+            </w:r>
+            <w:r>
+              <w:rPr>
+                <w:noProof/>
+                <w:webHidden/>
+              </w:rPr>
+              <w:instrText xml:space="preserve"> PAGEREF _Toc224160877 \h </w:instrText>
+            </w:r>
+            <w:r>
+              <w:rPr>
+                <w:noProof/>
+                <w:webHidden/>
+              </w:rPr>
+            </w:r>
+            <w:r>
+              <w:rPr>
+                <w:noProof/>
+                <w:webHidden/>
+              </w:rPr>
+              <w:fldChar w:fldCharType="separate"/>
+            </w:r>
+            <w:r>
+              <w:rPr>
+                <w:noProof/>
+                <w:webHidden/>
+              </w:rPr>
+              <w:t>5</w:t>
+            </w:r>
+            <w:r>
+              <w:rPr>
+                <w:noProof/>
+                <w:webHidden/>
+              </w:rPr>
+              <w:fldChar w:fldCharType="end"/>
+            </w:r>
+          </w:hyperlink>
+        </w:p>
+        <w:p>
+          <w:pPr>
+            <w:pStyle w:val="TOC1"/>
+            <w:tabs>
+              <w:tab w:val="right" w:leader="dot" w:pos="9016"/>
+            </w:tabs>
+            <w:rPr>
+              <w:rFonts w:eastAsiaTheme="minorEastAsia"/>
+              <w:noProof/>
+              <w:sz w:val="24"/>
+              <w:szCs w:val="24"/>
+              <w:lang w:val="en-GB" w:eastAsia="en-GB" w:bidi="ar-SA"/>
+            </w:rPr>
+          </w:pPr>
+          <w:hyperlink w:anchor="_Toc224160878" w:history="1">
+            <w:r>
+              <w:rPr>
+                <w:rStyle w:val="Hyperlink"/>
+                <w:rFonts w:ascii="Times New Roman" w:eastAsia="Times New Roman" w:hAnsi="Times New Roman" w:cs="Times New Roman"/>
+                <w:b/>
+                <w:bCs/>
+                <w:noProof/>
+                <w:kern w:val="36"/>
+                <w:lang w:val="en-GB" w:eastAsia="en-GB"/>
+                <w14:ligatures w14:val="none"/>
+              </w:rPr>
+              <w:t>13.6 KPIs Framework</w:t>
+            </w:r>
+            <w:r>
+              <w:rPr>
+                <w:noProof/>
+                <w:webHidden/>
+              </w:rPr>
+              <w:tab/>
+            </w:r>
+            <w:r>
+              <w:rPr>
+                <w:noProof/>
+                <w:webHidden/>
+              </w:rPr>
+              <w:fldChar w:fldCharType="begin"/>
+            </w:r>
+            <w:r>
+              <w:rPr>
+                <w:noProof/>
+                <w:webHidden/>
+              </w:rPr>
+              <w:instrText xml:space="preserve"> PAGEREF _Toc224160878 \h </w:instrText>
+            </w:r>
+            <w:r>
+              <w:rPr>
+                <w:noProof/>
+                <w:webHidden/>
+              </w:rPr>
+            </w:r>
+            <w:r>
+              <w:rPr>
+                <w:noProof/>
+                <w:webHidden/>
+              </w:rPr>
+              <w:fldChar w:fldCharType="separate"/>
+            </w:r>
+            <w:r>
+              <w:rPr>
+                <w:noProof/>
+                <w:webHidden/>
+              </w:rPr>
+              <w:t>5</w:t>
+            </w:r>
+            <w:r>
+              <w:rPr>
+                <w:noProof/>
+                <w:webHidden/>
+              </w:rPr>
+              <w:fldChar w:fldCharType="end"/>
+            </w:r>
+          </w:hyperlink>
+        </w:p>
+        <w:p>
+          <w:pPr>
+            <w:pStyle w:val="TOC1"/>
+            <w:tabs>
+              <w:tab w:val="right" w:leader="dot" w:pos="9016"/>
+            </w:tabs>
+            <w:rPr>
+              <w:rFonts w:eastAsiaTheme="minorEastAsia"/>
+              <w:noProof/>
+              <w:sz w:val="24"/>
+              <w:szCs w:val="24"/>
+              <w:lang w:val="en-GB" w:eastAsia="en-GB" w:bidi="ar-SA"/>
+            </w:rPr>
+          </w:pPr>
+          <w:hyperlink w:anchor="_Toc224160879" w:history="1">
+            <w:r>
+              <w:rPr>
+                <w:rStyle w:val="Hyperlink"/>
+                <w:rFonts w:ascii="Times New Roman" w:eastAsia="Times New Roman" w:hAnsi="Times New Roman" w:cs="Times New Roman"/>
+                <w:b/>
+                <w:bCs/>
+                <w:noProof/>
+                <w:kern w:val="36"/>
+                <w:lang w:val="en-GB" w:eastAsia="en-GB"/>
+                <w14:ligatures w14:val="none"/>
+              </w:rPr>
+              <w:t>13.7 SAP / ERP Configuration (Recommended Structure)</w:t>
+            </w:r>
+            <w:r>
+              <w:rPr>
+                <w:noProof/>
+                <w:webHidden/>
+              </w:rPr>
+              <w:tab/>
+            </w:r>
+            <w:r>
+              <w:rPr>
+                <w:noProof/>
+                <w:webHidden/>
+              </w:rPr>
+              <w:fldChar w:fldCharType="begin"/>
+            </w:r>
+            <w:r>
+              <w:rPr>
+                <w:noProof/>
+                <w:webHidden/>
+              </w:rPr>
+              <w:instrText xml:space="preserve"> PAGEREF _Toc224160879 \h </w:instrText>
+            </w:r>
+            <w:r>
+              <w:rPr>
+                <w:noProof/>
+                <w:webHidden/>
+              </w:rPr>
+            </w:r>
+            <w:r>
+              <w:rPr>
+                <w:noProof/>
+                <w:webHidden/>
+              </w:rPr>
+              <w:fldChar w:fldCharType="separate"/>
+            </w:r>
+            <w:r>
+              <w:rPr>
+                <w:noProof/>
+                <w:webHidden/>
+              </w:rPr>
+              <w:t>5</w:t>
+            </w:r>
+            <w:r>
+              <w:rPr>
+                <w:noProof/>
+                <w:webHidden/>
+              </w:rPr>
+              <w:fldChar w:fldCharType="end"/>
+            </w:r>
+          </w:hyperlink>
+        </w:p>
+        <w:p>
+          <w:pPr>
+            <w:pStyle w:val="TOC1"/>
+            <w:tabs>
+              <w:tab w:val="right" w:leader="dot" w:pos="9016"/>
+            </w:tabs>
+            <w:rPr>
+              <w:rFonts w:eastAsiaTheme="minorEastAsia"/>
+              <w:noProof/>
+              <w:sz w:val="24"/>
+              <w:szCs w:val="24"/>
+              <w:lang w:val="en-GB" w:eastAsia="en-GB" w:bidi="ar-SA"/>
+            </w:rPr>
+          </w:pPr>
+          <w:hyperlink w:anchor="_Toc224160880" w:history="1">
+            <w:r>
+              <w:rPr>
+                <w:rStyle w:val="Hyperlink"/>
+                <w:rFonts w:ascii="Times New Roman" w:eastAsia="Times New Roman" w:hAnsi="Times New Roman" w:cs="Times New Roman"/>
+                <w:b/>
+                <w:bCs/>
+                <w:noProof/>
+                <w:kern w:val="36"/>
+                <w:lang w:val="en-GB" w:eastAsia="en-GB"/>
+                <w14:ligatures w14:val="none"/>
+              </w:rPr>
+              <w:t>13.8 Core Forms &amp; Templates</w:t>
+            </w:r>
+            <w:r>
+              <w:rPr>
+                <w:noProof/>
+                <w:webHidden/>
+              </w:rPr>
+              <w:tab/>
+            </w:r>
+            <w:r>
+              <w:rPr>
+                <w:noProof/>
+                <w:webHidden/>
+              </w:rPr>
+              <w:fldChar w:fldCharType="begin"/>
+            </w:r>
+            <w:r>
+              <w:rPr>
+                <w:noProof/>
+                <w:webHidden/>
+              </w:rPr>
+              <w:instrText xml:space="preserve"> PAGEREF _Toc224160880 \h </w:instrText>
+            </w:r>
+            <w:r>
+              <w:rPr>
+                <w:noProof/>
+                <w:webHidden/>
+              </w:rPr>
+            </w:r>
+            <w:r>
+              <w:rPr>
+                <w:noProof/>
+                <w:webHidden/>
+              </w:rPr>
+              <w:fldChar w:fldCharType="separate"/>
+            </w:r>
+            <w:r>
+              <w:rPr>
+                <w:noProof/>
+                <w:webHidden/>
+              </w:rPr>
+              <w:t>6</w:t>
+            </w:r>
+            <w:r>
+              <w:rPr>
+                <w:noProof/>
+                <w:webHidden/>
+              </w:rPr>
+              <w:fldChar w:fldCharType="end"/>
+            </w:r>
+          </w:hyperlink>
+        </w:p>
+        <w:p>
+          <w:pPr>
+            <w:pStyle w:val="TOC3"/>
+            <w:tabs>
+              <w:tab w:val="right" w:leader="dot" w:pos="9016"/>
+            </w:tabs>
+            <w:rPr>
+              <w:rFonts w:eastAsiaTheme="minorEastAsia"/>
+              <w:noProof/>
+              <w:sz w:val="24"/>
+              <w:szCs w:val="24"/>
+              <w:lang w:val="en-GB" w:eastAsia="en-GB" w:bidi="ar-SA"/>
+            </w:rPr>
+          </w:pPr>
+          <w:hyperlink w:anchor="_Toc224160881" w:history="1">
+            <w:r>
+              <w:rPr>
+                <w:rStyle w:val="Hyperlink"/>
+                <w:rFonts w:ascii="Times New Roman" w:eastAsia="Times New Roman" w:hAnsi="Times New Roman" w:cs="Times New Roman"/>
+                <w:b/>
+                <w:bCs/>
+                <w:noProof/>
+                <w:kern w:val="0"/>
+                <w:lang w:val="en-GB" w:eastAsia="en-GB"/>
+                <w14:ligatures w14:val="none"/>
+              </w:rPr>
+              <w:t>F-13-01 Purchase Requisition (PR)</w:t>
+            </w:r>
+            <w:r>
+              <w:rPr>
+                <w:noProof/>
+                <w:webHidden/>
+              </w:rPr>
+              <w:tab/>
+            </w:r>
+            <w:r>
+              <w:rPr>
+                <w:noProof/>
+                <w:webHidden/>
+              </w:rPr>
+              <w:fldChar w:fldCharType="begin"/>
+            </w:r>
+            <w:r>
+              <w:rPr>
+                <w:noProof/>
+                <w:webHidden/>
+              </w:rPr>
+              <w:instrText xml:space="preserve"> PAGEREF _Toc224160881 \h </w:instrText>
+            </w:r>
+            <w:r>
+              <w:rPr>
+                <w:noProof/>
+                <w:webHidden/>
+              </w:rPr>
+            </w:r>
+            <w:r>
+              <w:rPr>
+                <w:noProof/>
+                <w:webHidden/>
+              </w:rPr>
+              <w:fldChar w:fldCharType="separate"/>
+            </w:r>
+            <w:r>
+              <w:rPr>
+                <w:noProof/>
+                <w:webHidden/>
+              </w:rPr>
+              <w:t>6</w:t>
+            </w:r>
+            <w:r>
+              <w:rPr>
+                <w:noProof/>
+                <w:webHidden/>
+              </w:rPr>
+              <w:fldChar w:fldCharType="end"/>
+            </w:r>
+          </w:hyperlink>
+        </w:p>
+        <w:p>
+          <w:pPr>
+            <w:pStyle w:val="TOC3"/>
+            <w:tabs>
+              <w:tab w:val="right" w:leader="dot" w:pos="9016"/>
+            </w:tabs>
+            <w:rPr>
+              <w:rFonts w:eastAsiaTheme="minorEastAsia"/>
+              <w:noProof/>
+              <w:sz w:val="24"/>
+              <w:szCs w:val="24"/>
+              <w:lang w:val="en-GB" w:eastAsia="en-GB" w:bidi="ar-SA"/>
+            </w:rPr>
+          </w:pPr>
+          <w:hyperlink w:anchor="_Toc224160882" w:history="1">
+            <w:r>
+              <w:rPr>
+                <w:rStyle w:val="Hyperlink"/>
+                <w:rFonts w:ascii="Times New Roman" w:eastAsia="Times New Roman" w:hAnsi="Times New Roman" w:cs="Times New Roman"/>
+                <w:b/>
+                <w:bCs/>
+                <w:noProof/>
+                <w:kern w:val="0"/>
+                <w:lang w:val="en-GB" w:eastAsia="en-GB"/>
+                <w14:ligatures w14:val="none"/>
+              </w:rPr>
+              <w:t>F-13-02 Vendor Prequalification Form</w:t>
+            </w:r>
+            <w:r>
+              <w:rPr>
+                <w:noProof/>
+                <w:webHidden/>
+              </w:rPr>
+              <w:tab/>
+            </w:r>
+            <w:r>
+              <w:rPr>
+                <w:noProof/>
+                <w:webHidden/>
+              </w:rPr>
+              <w:fldChar w:fldCharType="begin"/>
+            </w:r>
+            <w:r>
+              <w:rPr>
+                <w:noProof/>
+                <w:webHidden/>
+              </w:rPr>
+              <w:instrText xml:space="preserve"> PAGEREF _Toc224160882 \h </w:instrText>
+            </w:r>
+            <w:r>
+              <w:rPr>
+                <w:noProof/>
+                <w:webHidden/>
+              </w:rPr>
+            </w:r>
+            <w:r>
+              <w:rPr>
+                <w:noProof/>
+                <w:webHidden/>
+              </w:rPr>
+              <w:fldChar w:fldCharType="separate"/>
+            </w:r>
+            <w:r>
+              <w:rPr>
+                <w:noProof/>
+                <w:webHidden/>
+              </w:rPr>
+              <w:t>6</w:t>
+            </w:r>
+            <w:r>
+              <w:rPr>
+                <w:noProof/>
+                <w:webHidden/>
+              </w:rPr>
+              <w:fldChar w:fldCharType="end"/>
+            </w:r>
+          </w:hyperlink>
+        </w:p>
+        <w:p>
+          <w:pPr>
+            <w:pStyle w:val="TOC3"/>
+            <w:tabs>
+              <w:tab w:val="right" w:leader="dot" w:pos="9016"/>
+            </w:tabs>
+            <w:rPr>
+              <w:rFonts w:eastAsiaTheme="minorEastAsia"/>
+              <w:noProof/>
+              <w:sz w:val="24"/>
+              <w:szCs w:val="24"/>
+              <w:lang w:val="en-GB" w:eastAsia="en-GB" w:bidi="ar-SA"/>
+            </w:rPr>
+          </w:pPr>
+          <w:hyperlink w:anchor="_Toc224160883" w:history="1">
+            <w:r>
+              <w:rPr>
+                <w:rStyle w:val="Hyperlink"/>
+                <w:rFonts w:ascii="Times New Roman" w:eastAsia="Times New Roman" w:hAnsi="Times New Roman" w:cs="Times New Roman"/>
+                <w:b/>
+                <w:bCs/>
+                <w:noProof/>
+                <w:kern w:val="0"/>
+                <w:lang w:val="en-GB" w:eastAsia="en-GB"/>
+                <w14:ligatures w14:val="none"/>
+              </w:rPr>
+              <w:t>F-13-03 Bid Evaluation Sheet</w:t>
+            </w:r>
+            <w:r>
+              <w:rPr>
+                <w:noProof/>
+                <w:webHidden/>
+              </w:rPr>
+              <w:tab/>
+            </w:r>
+            <w:r>
+              <w:rPr>
+                <w:noProof/>
+                <w:webHidden/>
+              </w:rPr>
+              <w:fldChar w:fldCharType="begin"/>
+            </w:r>
+            <w:r>
+              <w:rPr>
+                <w:noProof/>
+                <w:webHidden/>
+              </w:rPr>
+              <w:instrText xml:space="preserve"> PAGEREF _Toc224160883 \h </w:instrText>
+            </w:r>
+            <w:r>
+              <w:rPr>
+                <w:noProof/>
+                <w:webHidden/>
+              </w:rPr>
+            </w:r>
+            <w:r>
+              <w:rPr>
+                <w:noProof/>
+                <w:webHidden/>
+              </w:rPr>
+              <w:fldChar w:fldCharType="separate"/>
+            </w:r>
+            <w:r>
+              <w:rPr>
+                <w:noProof/>
+                <w:webHidden/>
+              </w:rPr>
+              <w:t>6</w:t>
+            </w:r>
+            <w:r>
+              <w:rPr>
+                <w:noProof/>
+                <w:webHidden/>
+              </w:rPr>
+              <w:fldChar w:fldCharType="end"/>
+            </w:r>
+          </w:hyperlink>
+        </w:p>
+        <w:p>
+          <w:pPr>
+            <w:pStyle w:val="TOC3"/>
+            <w:tabs>
+              <w:tab w:val="right" w:leader="dot" w:pos="9016"/>
+            </w:tabs>
+            <w:rPr>
+              <w:rFonts w:eastAsiaTheme="minorEastAsia"/>
+              <w:noProof/>
+              <w:sz w:val="24"/>
+              <w:szCs w:val="24"/>
+              <w:lang w:val="en-GB" w:eastAsia="en-GB" w:bidi="ar-SA"/>
+            </w:rPr>
+          </w:pPr>
+          <w:hyperlink w:anchor="_Toc224160884" w:history="1">
+            <w:r>
+              <w:rPr>
+                <w:rStyle w:val="Hyperlink"/>
+                <w:rFonts w:ascii="Times New Roman" w:eastAsia="Times New Roman" w:hAnsi="Times New Roman" w:cs="Times New Roman"/>
+                <w:b/>
+                <w:bCs/>
+                <w:noProof/>
+                <w:kern w:val="0"/>
+                <w:lang w:val="en-GB" w:eastAsia="en-GB"/>
+                <w14:ligatures w14:val="none"/>
+              </w:rPr>
+              <w:t>F-13-04 Contract Approval Form</w:t>
+            </w:r>
+            <w:r>
+              <w:rPr>
+                <w:noProof/>
+                <w:webHidden/>
+              </w:rPr>
+              <w:tab/>
+            </w:r>
+            <w:r>
+              <w:rPr>
+                <w:noProof/>
+                <w:webHidden/>
+              </w:rPr>
+              <w:fldChar w:fldCharType="begin"/>
+            </w:r>
+            <w:r>
+              <w:rPr>
+                <w:noProof/>
+                <w:webHidden/>
+              </w:rPr>
+              <w:instrText xml:space="preserve"> PAGEREF _Toc224160884 \h </w:instrText>
+            </w:r>
+            <w:r>
+              <w:rPr>
+                <w:noProof/>
+                <w:webHidden/>
+              </w:rPr>
+            </w:r>
+            <w:r>
+              <w:rPr>
+                <w:noProof/>
+                <w:webHidden/>
+              </w:rPr>
+              <w:fldChar w:fldCharType="separate"/>
+            </w:r>
+            <w:r>
+              <w:rPr>
+                <w:noProof/>
+                <w:webHidden/>
+              </w:rPr>
+              <w:t>6</w:t>
+            </w:r>
+            <w:r>
+              <w:rPr>
+                <w:noProof/>
+                <w:webHidden/>
+              </w:rPr>
+              <w:fldChar w:fldCharType="end"/>
+            </w:r>
+          </w:hyperlink>
+        </w:p>
+        <w:p>
+          <w:pPr>
+            <w:pStyle w:val="TOC3"/>
+            <w:tabs>
+              <w:tab w:val="right" w:leader="dot" w:pos="9016"/>
+            </w:tabs>
+            <w:rPr>
+              <w:rFonts w:eastAsiaTheme="minorEastAsia"/>
+              <w:noProof/>
+              <w:sz w:val="24"/>
+              <w:szCs w:val="24"/>
+              <w:lang w:val="en-GB" w:eastAsia="en-GB" w:bidi="ar-SA"/>
+            </w:rPr>
+          </w:pPr>
+          <w:hyperlink w:anchor="_Toc224160885" w:history="1">
+            <w:r>
+              <w:rPr>
+                <w:rStyle w:val="Hyperlink"/>
+                <w:rFonts w:ascii="Times New Roman" w:eastAsia="Times New Roman" w:hAnsi="Times New Roman" w:cs="Times New Roman"/>
+                <w:b/>
+                <w:bCs/>
+                <w:noProof/>
+                <w:kern w:val="0"/>
+                <w:lang w:val="en-GB" w:eastAsia="en-GB"/>
+                <w14:ligatures w14:val="none"/>
+              </w:rPr>
+              <w:t>F-13-05 Vendor Performance Scorecard</w:t>
+            </w:r>
+            <w:r>
+              <w:rPr>
+                <w:noProof/>
+                <w:webHidden/>
+              </w:rPr>
+              <w:tab/>
+            </w:r>
+            <w:r>
+              <w:rPr>
+                <w:noProof/>
+                <w:webHidden/>
+              </w:rPr>
+              <w:fldChar w:fldCharType="begin"/>
+            </w:r>
+            <w:r>
+              <w:rPr>
+                <w:noProof/>
+                <w:webHidden/>
+              </w:rPr>
+              <w:instrText xml:space="preserve"> PAGEREF _Toc224160885 \h </w:instrText>
+            </w:r>
+            <w:r>
+              <w:rPr>
+                <w:noProof/>
+                <w:webHidden/>
+              </w:rPr>
+            </w:r>
+            <w:r>
+              <w:rPr>
+                <w:noProof/>
+                <w:webHidden/>
+              </w:rPr>
+              <w:fldChar w:fldCharType="separate"/>
+            </w:r>
+            <w:r>
+              <w:rPr>
+                <w:noProof/>
+                <w:webHidden/>
+              </w:rPr>
+              <w:t>6</w:t>
+            </w:r>
+            <w:r>
+              <w:rPr>
+                <w:noProof/>
+                <w:webHidden/>
+              </w:rPr>
+              <w:fldChar w:fldCharType="end"/>
+            </w:r>
+          </w:hyperlink>
+        </w:p>
+        <w:p>
+          <w:pPr>
+            <w:pStyle w:val="TOC1"/>
+            <w:tabs>
+              <w:tab w:val="right" w:leader="dot" w:pos="9016"/>
+            </w:tabs>
+            <w:rPr>
+              <w:rFonts w:eastAsiaTheme="minorEastAsia"/>
+              <w:noProof/>
+              <w:sz w:val="24"/>
+              <w:szCs w:val="24"/>
+              <w:lang w:val="en-GB" w:eastAsia="en-GB" w:bidi="ar-SA"/>
+            </w:rPr>
+          </w:pPr>
+          <w:hyperlink w:anchor="_Toc224160886" w:history="1">
+            <w:r>
+              <w:rPr>
+                <w:rStyle w:val="Hyperlink"/>
+                <w:rFonts w:ascii="Times New Roman" w:eastAsia="Times New Roman" w:hAnsi="Times New Roman" w:cs="Times New Roman"/>
+                <w:b/>
+                <w:bCs/>
+                <w:noProof/>
+                <w:kern w:val="36"/>
+                <w:lang w:val="en-GB" w:eastAsia="en-GB"/>
+                <w14:ligatures w14:val="none"/>
+              </w:rPr>
+              <w:t>13.9 Governance Risk &amp; Control Matrix (ISO 37301 + COSO)</w:t>
+            </w:r>
+            <w:r>
+              <w:rPr>
+                <w:noProof/>
+                <w:webHidden/>
+              </w:rPr>
+              <w:tab/>
+            </w:r>
+            <w:r>
+              <w:rPr>
+                <w:noProof/>
+                <w:webHidden/>
+              </w:rPr>
+              <w:fldChar w:fldCharType="begin"/>
+            </w:r>
+            <w:r>
+              <w:rPr>
+                <w:noProof/>
+                <w:webHidden/>
+              </w:rPr>
+              <w:instrText xml:space="preserve"> PAGEREF _Toc224160886 \h </w:instrText>
+            </w:r>
+            <w:r>
+              <w:rPr>
+                <w:noProof/>
+                <w:webHidden/>
+              </w:rPr>
+            </w:r>
+            <w:r>
+              <w:rPr>
+                <w:noProof/>
+                <w:webHidden/>
+              </w:rPr>
+              <w:fldChar w:fldCharType="separate"/>
+            </w:r>
+            <w:r>
+              <w:rPr>
+                <w:noProof/>
+                <w:webHidden/>
+              </w:rPr>
+              <w:t>7</w:t>
+            </w:r>
+            <w:r>
+              <w:rPr>
+                <w:noProof/>
+                <w:webHidden/>
+              </w:rPr>
+              <w:fldChar w:fldCharType="end"/>
+            </w:r>
+          </w:hyperlink>
+        </w:p>
+        <w:p>
+          <w:pPr>
+            <w:pStyle w:val="TOC1"/>
+            <w:tabs>
+              <w:tab w:val="right" w:leader="dot" w:pos="9016"/>
+            </w:tabs>
+            <w:rPr>
+              <w:rFonts w:eastAsiaTheme="minorEastAsia"/>
+              <w:noProof/>
+              <w:sz w:val="24"/>
+              <w:szCs w:val="24"/>
+              <w:lang w:val="en-GB" w:eastAsia="en-GB" w:bidi="ar-SA"/>
+            </w:rPr>
+          </w:pPr>
+          <w:hyperlink w:anchor="_Toc224160887" w:history="1">
+            <w:r>
+              <w:rPr>
+                <w:rStyle w:val="Hyperlink"/>
+                <w:rFonts w:ascii="Times New Roman" w:eastAsia="Times New Roman" w:hAnsi="Times New Roman" w:cs="Times New Roman"/>
+                <w:b/>
+                <w:bCs/>
+                <w:noProof/>
+                <w:kern w:val="36"/>
+                <w:lang w:val="en-GB" w:eastAsia="en-GB"/>
+                <w14:ligatures w14:val="none"/>
+              </w:rPr>
+              <w:t>13.10 Commercial Strategy Layer</w:t>
+            </w:r>
+            <w:r>
+              <w:rPr>
+                <w:noProof/>
+                <w:webHidden/>
+              </w:rPr>
+              <w:tab/>
+            </w:r>
+            <w:r>
+              <w:rPr>
+                <w:noProof/>
+                <w:webHidden/>
+              </w:rPr>
+              <w:fldChar w:fldCharType="begin"/>
+            </w:r>
+            <w:r>
+              <w:rPr>
+                <w:noProof/>
+                <w:webHidden/>
+              </w:rPr>
+              <w:instrText xml:space="preserve"> PAGEREF _Toc224160887 \h </w:instrText>
+            </w:r>
+            <w:r>
+              <w:rPr>
+                <w:noProof/>
+                <w:webHidden/>
+              </w:rPr>
+            </w:r>
+            <w:r>
+              <w:rPr>
+                <w:noProof/>
+                <w:webHidden/>
+              </w:rPr>
+              <w:fldChar w:fldCharType="separate"/>
+            </w:r>
+            <w:r>
+              <w:rPr>
+                <w:noProof/>
+                <w:webHidden/>
+              </w:rPr>
+              <w:t>7</w:t>
+            </w:r>
+            <w:r>
+              <w:rPr>
+                <w:noProof/>
+                <w:webHidden/>
+              </w:rPr>
+              <w:fldChar w:fldCharType="end"/>
+            </w:r>
+          </w:hyperlink>
+        </w:p>
+        <w:p>
+          <w:pPr>
+            <w:pStyle w:val="TOC1"/>
+            <w:tabs>
+              <w:tab w:val="right" w:leader="dot" w:pos="9016"/>
+            </w:tabs>
+            <w:rPr>
+              <w:rFonts w:eastAsiaTheme="minorEastAsia"/>
+              <w:noProof/>
+              <w:sz w:val="24"/>
+              <w:szCs w:val="24"/>
+              <w:lang w:val="en-GB" w:eastAsia="en-GB" w:bidi="ar-SA"/>
+            </w:rPr>
+          </w:pPr>
+          <w:hyperlink w:anchor="_Toc224160888" w:history="1">
+            <w:r>
+              <w:rPr>
+                <w:rStyle w:val="Hyperlink"/>
+                <w:rFonts w:ascii="Times New Roman" w:eastAsia="Times New Roman" w:hAnsi="Times New Roman" w:cs="Times New Roman"/>
+                <w:b/>
+                <w:bCs/>
+                <w:noProof/>
+                <w:kern w:val="36"/>
+                <w:lang w:val="en-GB" w:eastAsia="en-GB"/>
+                <w14:ligatures w14:val="none"/>
+              </w:rPr>
+              <w:t>13.11 Internal Control Strengthening</w:t>
+            </w:r>
+            <w:r>
+              <w:rPr>
+                <w:noProof/>
+                <w:webHidden/>
+              </w:rPr>
+              <w:tab/>
+            </w:r>
+            <w:r>
+              <w:rPr>
+                <w:noProof/>
+                <w:webHidden/>
+              </w:rPr>
+              <w:fldChar w:fldCharType="begin"/>
+            </w:r>
+            <w:r>
+              <w:rPr>
+                <w:noProof/>
+                <w:webHidden/>
+              </w:rPr>
+              <w:instrText xml:space="preserve"> PAGEREF _Toc224160888 \h </w:instrText>
+            </w:r>
+            <w:r>
+              <w:rPr>
+                <w:noProof/>
+                <w:webHidden/>
+              </w:rPr>
+            </w:r>
+            <w:r>
+              <w:rPr>
+                <w:noProof/>
+                <w:webHidden/>
+              </w:rPr>
+              <w:fldChar w:fldCharType="separate"/>
+            </w:r>
+            <w:r>
+              <w:rPr>
+                <w:noProof/>
+                <w:webHidden/>
+              </w:rPr>
+              <w:t>7</w:t>
+            </w:r>
+            <w:r>
+              <w:rPr>
+                <w:noProof/>
+                <w:webHidden/>
+              </w:rPr>
+              <w:fldChar w:fldCharType="end"/>
+            </w:r>
+          </w:hyperlink>
+        </w:p>
+        <w:p>
+          <w:pPr>
+            <w:pStyle w:val="TOC3"/>
+            <w:tabs>
+              <w:tab w:val="right" w:leader="dot" w:pos="9016"/>
+            </w:tabs>
+            <w:rPr>
+              <w:rFonts w:eastAsiaTheme="minorEastAsia"/>
+              <w:noProof/>
+              <w:sz w:val="24"/>
+              <w:szCs w:val="24"/>
+              <w:lang w:val="en-GB" w:eastAsia="en-GB" w:bidi="ar-SA"/>
+            </w:rPr>
+          </w:pPr>
+          <w:hyperlink w:anchor="_Toc224160889" w:history="1">
+            <w:r>
+              <w:rPr>
+                <w:rStyle w:val="Hyperlink"/>
+                <w:rFonts w:ascii="Times New Roman" w:eastAsia="Times New Roman" w:hAnsi="Times New Roman" w:cs="Times New Roman"/>
+                <w:noProof/>
+                <w:kern w:val="0"/>
+                <w:lang w:val="en-GB" w:eastAsia="en-GB"/>
+                <w14:ligatures w14:val="none"/>
+              </w:rPr>
+              <w:t>Form and templates</w:t>
+            </w:r>
+            <w:r>
+              <w:rPr>
+                <w:noProof/>
+                <w:webHidden/>
+              </w:rPr>
+              <w:tab/>
+            </w:r>
+            <w:r>
+              <w:rPr>
+                <w:noProof/>
+                <w:webHidden/>
+              </w:rPr>
+              <w:fldChar w:fldCharType="begin"/>
+            </w:r>
+            <w:r>
+              <w:rPr>
+                <w:noProof/>
+                <w:webHidden/>
+              </w:rPr>
+              <w:instrText xml:space="preserve"> PAGEREF _Toc224160889 \h </w:instrText>
+            </w:r>
+            <w:r>
+              <w:rPr>
+                <w:noProof/>
+                <w:webHidden/>
+              </w:rPr>
+            </w:r>
+            <w:r>
+              <w:rPr>
+                <w:noProof/>
+                <w:webHidden/>
+              </w:rPr>
+              <w:fldChar w:fldCharType="separate"/>
+            </w:r>
+            <w:r>
+              <w:rPr>
+                <w:noProof/>
+                <w:webHidden/>
+              </w:rPr>
+              <w:t>8</w:t>
+            </w:r>
+            <w:r>
+              <w:rPr>
+                <w:noProof/>
+                <w:webHidden/>
+              </w:rPr>
+              <w:fldChar w:fldCharType="end"/>
+            </w:r>
+          </w:hyperlink>
+        </w:p>
+        <w:p>
+          <w:r>
+            <w:rPr>
+              <w:b/>
+              <w:bCs/>
+              <w:noProof/>
+            </w:rPr>
+            <w:fldChar w:fldCharType="end"/>
+          </w:r>
+        </w:p>
+      </w:sdtContent>
+    </w:sdt>
+    <w:p>
+      <w:pPr>
+        <w:rPr>
+          <w:rFonts w:ascii="Times New Roman" w:eastAsia="Times New Roman" w:hAnsi="Times New Roman" w:cs="Times New Roman"/>
+          <w:kern w:val="0"/>
+          <w:sz w:val="24"/>
+          <w:szCs w:val="24"/>
+          <w:lang w:val="en-GB" w:eastAsia="en-GB" w:bidi="ar-SA"/>
+          <w14:ligatures w14:val="none"/>
+        </w:rPr>
+      </w:pPr>
+      <w:r>
+        <w:rPr>
+          <w:rFonts w:ascii="Times New Roman" w:eastAsia="Times New Roman" w:hAnsi="Times New Roman" w:cs="Times New Roman"/>
+          <w:kern w:val="0"/>
+          <w:sz w:val="24"/>
+          <w:szCs w:val="24"/>
+          <w:lang w:val="en-GB" w:eastAsia="en-GB" w:bidi="ar-SA"/>
+          <w14:ligatures w14:val="none"/>
+        </w:rPr>
+        <w:br w:type="page"/>
+      </w:r>
+    </w:p>
+    <w:p>
+      <w:pPr>
+        <w:shd w:val="clear" w:color="auto" w:fill="0E2841" w:themeFill="text2"/>
         <w:spacing w:before="100" w:beforeAutospacing="1" w:after="100" w:afterAutospacing="1" w:line="240" w:lineRule="auto"/>
         <w:outlineLvl w:val="1"/>
         <w:rPr>
@@ -99,6 +3208,7 @@
           <w14:ligatures w14:val="none"/>
         </w:rPr>
       </w:pPr>
+      <w:bookmarkStart w:id="1" w:name="_Toc224160873"/>
       <w:r>
         <w:rPr>
           <w:rFonts w:ascii="Times New Roman" w:eastAsia="Times New Roman" w:hAnsi="Times New Roman" w:cs="Times New Roman"/>
@@ -110,8 +3220,10 @@
           <w:lang w:val="en-GB" w:eastAsia="en-GB" w:bidi="ar-SA"/>
           <w14:ligatures w14:val="none"/>
         </w:rPr>
+        <w:lastRenderedPageBreak/>
         <w:t>13.1 Procurement &amp; Commercial Governance Policy</w:t>
       </w:r>
+      <w:bookmarkEnd w:id="1"/>
     </w:p>
     <w:p>
       <w:pPr>
@@ -424,6 +3536,7 @@
           <w14:ligatures w14:val="none"/>
         </w:rPr>
       </w:pPr>
+      <w:bookmarkStart w:id="2" w:name="_Toc224160874"/>
       <w:r>
         <w:rPr>
           <w:rFonts w:ascii="Times New Roman" w:eastAsia="Times New Roman" w:hAnsi="Times New Roman" w:cs="Times New Roman"/>
@@ -437,6 +3550,7 @@
         </w:rPr>
         <w:t>13.2 Policy Architecture (WBS-Coded Tree)</w:t>
       </w:r>
+      <w:bookmarkEnd w:id="2"/>
     </w:p>
     <w:p>
       <w:pPr>
@@ -729,6 +3843,7 @@
           <w14:ligatures w14:val="none"/>
         </w:rPr>
         <w:br/>
+        <w:t>│   ├── 13.4.1 Contract Drafting &amp; Legal Review</w:t>
       </w:r>
       <w:r>
         <w:rPr>
@@ -739,8 +3854,8 @@
           <w:lang w:val="en-GB" w:eastAsia="en-GB" w:bidi="ar-SA"/>
           <w14:ligatures w14:val="none"/>
         </w:rPr>
-        <w:lastRenderedPageBreak/>
-        <w:t>│   ├── 13.4.1 Contract Drafting &amp; Legal Review</w:t>
+        <w:br/>
+        <w:t>│   ├── 13.4.2 Contract Approval Workflow</w:t>
       </w:r>
       <w:r>
         <w:rPr>
@@ -752,7 +3867,7 @@
           <w14:ligatures w14:val="none"/>
         </w:rPr>
         <w:br/>
-        <w:t>│   ├── 13.4.2 Contract Approval Workflow</w:t>
+        <w:t>│   ├── 13.4.3 Contract Performance Monitoring</w:t>
       </w:r>
       <w:r>
         <w:rPr>
@@ -764,7 +3879,7 @@
           <w14:ligatures w14:val="none"/>
         </w:rPr>
         <w:br/>
-        <w:t>│   ├── 13.4.3 Contract Performance Monitoring</w:t>
+        <w:t>│   ├── 13.4.4 Variation Orders (VO)</w:t>
       </w:r>
       <w:r>
         <w:rPr>
@@ -776,7 +3891,7 @@
           <w14:ligatures w14:val="none"/>
         </w:rPr>
         <w:br/>
-        <w:t>│   ├── 13.4.4 Variation Orders (VO)</w:t>
+        <w:t>│   ├── 13.4.5 Contract Closure</w:t>
       </w:r>
       <w:r>
         <w:rPr>
@@ -788,7 +3903,7 @@
           <w14:ligatures w14:val="none"/>
         </w:rPr>
         <w:br/>
-        <w:t>│   ├── 13.4.5 Contract Closure</w:t>
+        <w:t>│</w:t>
       </w:r>
       <w:r>
         <w:rPr>
@@ -800,7 +3915,7 @@
           <w14:ligatures w14:val="none"/>
         </w:rPr>
         <w:br/>
-        <w:t>│</w:t>
+        <w:t>├── 13.5 Vendor Management</w:t>
       </w:r>
       <w:r>
         <w:rPr>
@@ -812,7 +3927,7 @@
           <w14:ligatures w14:val="none"/>
         </w:rPr>
         <w:br/>
-        <w:t>├── 13.5 Vendor Management</w:t>
+        <w:t>│   ├── 13.5.1 Vendor Onboarding</w:t>
       </w:r>
       <w:r>
         <w:rPr>
@@ -824,7 +3939,7 @@
           <w14:ligatures w14:val="none"/>
         </w:rPr>
         <w:br/>
-        <w:t>│   ├── 13.5.1 Vendor Onboarding</w:t>
+        <w:t>│   ├── 13.5.2 Vendor Performance Evaluation</w:t>
       </w:r>
       <w:r>
         <w:rPr>
@@ -836,7 +3951,6 @@
           <w14:ligatures w14:val="none"/>
         </w:rPr>
         <w:br/>
-        <w:t>│   ├── 13.5.2 Vendor Performance Evaluation</w:t>
       </w:r>
       <w:r>
         <w:rPr>
@@ -847,7 +3961,7 @@
           <w:lang w:val="en-GB" w:eastAsia="en-GB" w:bidi="ar-SA"/>
           <w14:ligatures w14:val="none"/>
         </w:rPr>
-        <w:br/>
+        <w:lastRenderedPageBreak/>
         <w:t>│   ├── 13.5.3 Vendor Risk Assessment</w:t>
       </w:r>
       <w:r>
@@ -1036,6 +4150,7 @@
           <w14:ligatures w14:val="none"/>
         </w:rPr>
       </w:pPr>
+      <w:bookmarkStart w:id="3" w:name="_Toc224160875"/>
       <w:r>
         <w:rPr>
           <w:rFonts w:ascii="Times New Roman" w:eastAsia="Times New Roman" w:hAnsi="Times New Roman" w:cs="Times New Roman"/>
@@ -1049,6 +4164,7 @@
         </w:rPr>
         <w:t>13.3 SIPOC – End-to-End Procurement Process</w:t>
       </w:r>
+      <w:bookmarkEnd w:id="3"/>
     </w:p>
     <w:tbl>
       <w:tblPr>
@@ -2207,6 +5323,7 @@
           <w14:ligatures w14:val="none"/>
         </w:rPr>
       </w:pPr>
+      <w:bookmarkStart w:id="4" w:name="_Toc224160876"/>
       <w:r>
         <w:rPr>
           <w:rFonts w:ascii="Times New Roman" w:eastAsia="Times New Roman" w:hAnsi="Times New Roman" w:cs="Times New Roman"/>
@@ -2220,6 +5337,7 @@
         </w:rPr>
         <w:t>13.4 BPMN – High-Level Flow</w:t>
       </w:r>
+      <w:bookmarkEnd w:id="4"/>
     </w:p>
     <w:p>
       <w:pPr>
@@ -2257,212 +5375,11 @@
           <w:kern w:val="0"/>
           <w:sz w:val="20"/>
           <w:szCs w:val="20"/>
+          <w:highlight w:val="yellow"/>
           <w:lang w:val="en-GB" w:eastAsia="en-GB" w:bidi="ar-SA"/>
           <w14:ligatures w14:val="none"/>
         </w:rPr>
         <w:t>[Department]</w:t>
-      </w:r>
-      <w:r>
-        <w:rPr>
-          <w:rFonts w:ascii="Courier New" w:eastAsia="Times New Roman" w:hAnsi="Courier New" w:cs="Courier New"/>
-          <w:kern w:val="0"/>
-          <w:sz w:val="20"/>
-          <w:szCs w:val="20"/>
-          <w:lang w:val="en-GB" w:eastAsia="en-GB" w:bidi="ar-SA"/>
-          <w14:ligatures w14:val="none"/>
-        </w:rPr>
-        <w:br/>
-        <w:t xml:space="preserve">   ↓ PR Submission</w:t>
-      </w:r>
-      <w:r>
-        <w:rPr>
-          <w:rFonts w:ascii="Courier New" w:eastAsia="Times New Roman" w:hAnsi="Courier New" w:cs="Courier New"/>
-          <w:kern w:val="0"/>
-          <w:sz w:val="20"/>
-          <w:szCs w:val="20"/>
-          <w:lang w:val="en-GB" w:eastAsia="en-GB" w:bidi="ar-SA"/>
-          <w14:ligatures w14:val="none"/>
-        </w:rPr>
-        <w:br/>
-        <w:t>[Line Manager Approval]</w:t>
-      </w:r>
-      <w:r>
-        <w:rPr>
-          <w:rFonts w:ascii="Courier New" w:eastAsia="Times New Roman" w:hAnsi="Courier New" w:cs="Courier New"/>
-          <w:kern w:val="0"/>
-          <w:sz w:val="20"/>
-          <w:szCs w:val="20"/>
-          <w:lang w:val="en-GB" w:eastAsia="en-GB" w:bidi="ar-SA"/>
-          <w14:ligatures w14:val="none"/>
-        </w:rPr>
-        <w:br/>
-        <w:t xml:space="preserve">   ↓</w:t>
-      </w:r>
-      <w:r>
-        <w:rPr>
-          <w:rFonts w:ascii="Courier New" w:eastAsia="Times New Roman" w:hAnsi="Courier New" w:cs="Courier New"/>
-          <w:kern w:val="0"/>
-          <w:sz w:val="20"/>
-          <w:szCs w:val="20"/>
-          <w:lang w:val="en-GB" w:eastAsia="en-GB" w:bidi="ar-SA"/>
-          <w14:ligatures w14:val="none"/>
-        </w:rPr>
-        <w:br/>
-        <w:t>[Procurement Review]</w:t>
-      </w:r>
-      <w:r>
-        <w:rPr>
-          <w:rFonts w:ascii="Courier New" w:eastAsia="Times New Roman" w:hAnsi="Courier New" w:cs="Courier New"/>
-          <w:kern w:val="0"/>
-          <w:sz w:val="20"/>
-          <w:szCs w:val="20"/>
-          <w:lang w:val="en-GB" w:eastAsia="en-GB" w:bidi="ar-SA"/>
-          <w14:ligatures w14:val="none"/>
-        </w:rPr>
-        <w:br/>
-        <w:t xml:space="preserve">   ↓</w:t>
-      </w:r>
-      <w:r>
-        <w:rPr>
-          <w:rFonts w:ascii="Courier New" w:eastAsia="Times New Roman" w:hAnsi="Courier New" w:cs="Courier New"/>
-          <w:kern w:val="0"/>
-          <w:sz w:val="20"/>
-          <w:szCs w:val="20"/>
-          <w:lang w:val="en-GB" w:eastAsia="en-GB" w:bidi="ar-SA"/>
-          <w14:ligatures w14:val="none"/>
-        </w:rPr>
-        <w:br/>
-        <w:t>{&gt; Threshold?}</w:t>
-      </w:r>
-      <w:r>
-        <w:rPr>
-          <w:rFonts w:ascii="Courier New" w:eastAsia="Times New Roman" w:hAnsi="Courier New" w:cs="Courier New"/>
-          <w:kern w:val="0"/>
-          <w:sz w:val="20"/>
-          <w:szCs w:val="20"/>
-          <w:lang w:val="en-GB" w:eastAsia="en-GB" w:bidi="ar-SA"/>
-          <w14:ligatures w14:val="none"/>
-        </w:rPr>
-        <w:br/>
-        <w:t xml:space="preserve">  ├─ Yes → Tender Process (RFQ/RFP)</w:t>
-      </w:r>
-      <w:r>
-        <w:rPr>
-          <w:rFonts w:ascii="Courier New" w:eastAsia="Times New Roman" w:hAnsi="Courier New" w:cs="Courier New"/>
-          <w:kern w:val="0"/>
-          <w:sz w:val="20"/>
-          <w:szCs w:val="20"/>
-          <w:lang w:val="en-GB" w:eastAsia="en-GB" w:bidi="ar-SA"/>
-          <w14:ligatures w14:val="none"/>
-        </w:rPr>
-        <w:br/>
-        <w:t xml:space="preserve">  └─ No  → Direct PO</w:t>
-      </w:r>
-      <w:r>
-        <w:rPr>
-          <w:rFonts w:ascii="Courier New" w:eastAsia="Times New Roman" w:hAnsi="Courier New" w:cs="Courier New"/>
-          <w:kern w:val="0"/>
-          <w:sz w:val="20"/>
-          <w:szCs w:val="20"/>
-          <w:lang w:val="en-GB" w:eastAsia="en-GB" w:bidi="ar-SA"/>
-          <w14:ligatures w14:val="none"/>
-        </w:rPr>
-        <w:br/>
-      </w:r>
-      <w:r>
-        <w:rPr>
-          <w:rFonts w:ascii="Courier New" w:eastAsia="Times New Roman" w:hAnsi="Courier New" w:cs="Courier New"/>
-          <w:kern w:val="0"/>
-          <w:sz w:val="20"/>
-          <w:szCs w:val="20"/>
-          <w:lang w:val="en-GB" w:eastAsia="en-GB" w:bidi="ar-SA"/>
-          <w14:ligatures w14:val="none"/>
-        </w:rPr>
-        <w:lastRenderedPageBreak/>
-        <w:t xml:space="preserve">   ↓</w:t>
-      </w:r>
-      <w:r>
-        <w:rPr>
-          <w:rFonts w:ascii="Courier New" w:eastAsia="Times New Roman" w:hAnsi="Courier New" w:cs="Courier New"/>
-          <w:kern w:val="0"/>
-          <w:sz w:val="20"/>
-          <w:szCs w:val="20"/>
-          <w:lang w:val="en-GB" w:eastAsia="en-GB" w:bidi="ar-SA"/>
-          <w14:ligatures w14:val="none"/>
-        </w:rPr>
-        <w:br/>
-        <w:t>[Evaluation Committee]</w:t>
-      </w:r>
-      <w:r>
-        <w:rPr>
-          <w:rFonts w:ascii="Courier New" w:eastAsia="Times New Roman" w:hAnsi="Courier New" w:cs="Courier New"/>
-          <w:kern w:val="0"/>
-          <w:sz w:val="20"/>
-          <w:szCs w:val="20"/>
-          <w:lang w:val="en-GB" w:eastAsia="en-GB" w:bidi="ar-SA"/>
-          <w14:ligatures w14:val="none"/>
-        </w:rPr>
-        <w:br/>
-        <w:t xml:space="preserve">   ↓</w:t>
-      </w:r>
-      <w:r>
-        <w:rPr>
-          <w:rFonts w:ascii="Courier New" w:eastAsia="Times New Roman" w:hAnsi="Courier New" w:cs="Courier New"/>
-          <w:kern w:val="0"/>
-          <w:sz w:val="20"/>
-          <w:szCs w:val="20"/>
-          <w:lang w:val="en-GB" w:eastAsia="en-GB" w:bidi="ar-SA"/>
-          <w14:ligatures w14:val="none"/>
-        </w:rPr>
-        <w:br/>
-        <w:t>[Award Decision]</w:t>
-      </w:r>
-      <w:r>
-        <w:rPr>
-          <w:rFonts w:ascii="Courier New" w:eastAsia="Times New Roman" w:hAnsi="Courier New" w:cs="Courier New"/>
-          <w:kern w:val="0"/>
-          <w:sz w:val="20"/>
-          <w:szCs w:val="20"/>
-          <w:lang w:val="en-GB" w:eastAsia="en-GB" w:bidi="ar-SA"/>
-          <w14:ligatures w14:val="none"/>
-        </w:rPr>
-        <w:br/>
-        <w:t xml:space="preserve">   ↓</w:t>
-      </w:r>
-      <w:r>
-        <w:rPr>
-          <w:rFonts w:ascii="Courier New" w:eastAsia="Times New Roman" w:hAnsi="Courier New" w:cs="Courier New"/>
-          <w:kern w:val="0"/>
-          <w:sz w:val="20"/>
-          <w:szCs w:val="20"/>
-          <w:lang w:val="en-GB" w:eastAsia="en-GB" w:bidi="ar-SA"/>
-          <w14:ligatures w14:val="none"/>
-        </w:rPr>
-        <w:br/>
-        <w:t>[Contract / PO Issued]</w:t>
-      </w:r>
-      <w:r>
-        <w:rPr>
-          <w:rFonts w:ascii="Courier New" w:eastAsia="Times New Roman" w:hAnsi="Courier New" w:cs="Courier New"/>
-          <w:kern w:val="0"/>
-          <w:sz w:val="20"/>
-          <w:szCs w:val="20"/>
-          <w:lang w:val="en-GB" w:eastAsia="en-GB" w:bidi="ar-SA"/>
-          <w14:ligatures w14:val="none"/>
-        </w:rPr>
-        <w:br/>
-        <w:t xml:space="preserve">   ↓</w:t>
-      </w:r>
-      <w:r>
-        <w:rPr>
-          <w:rFonts w:ascii="Courier New" w:eastAsia="Times New Roman" w:hAnsi="Courier New" w:cs="Courier New"/>
-          <w:kern w:val="0"/>
-          <w:sz w:val="20"/>
-          <w:szCs w:val="20"/>
-          <w:lang w:val="en-GB" w:eastAsia="en-GB" w:bidi="ar-SA"/>
-          <w14:ligatures w14:val="none"/>
-        </w:rPr>
-        <w:br/>
       </w:r>
       <w:r>
         <w:rPr>
@@ -2474,7 +5391,8 @@
           <w:lang w:val="en-GB" w:eastAsia="en-GB" w:bidi="ar-SA"/>
           <w14:ligatures w14:val="none"/>
         </w:rPr>
-        <w:t>[Delivery &amp; GRN]</w:t>
+        <w:br/>
+        <w:t xml:space="preserve">   ↓ PR Submission</w:t>
       </w:r>
       <w:r>
         <w:rPr>
@@ -2487,7 +5405,7 @@
           <w14:ligatures w14:val="none"/>
         </w:rPr>
         <w:br/>
-        <w:t xml:space="preserve">   ↓</w:t>
+        <w:t>[Line Manager Approval]</w:t>
       </w:r>
       <w:r>
         <w:rPr>
@@ -2500,6 +5418,225 @@
           <w14:ligatures w14:val="none"/>
         </w:rPr>
         <w:br/>
+        <w:t xml:space="preserve">   ↓</w:t>
+      </w:r>
+      <w:r>
+        <w:rPr>
+          <w:rFonts w:ascii="Courier New" w:eastAsia="Times New Roman" w:hAnsi="Courier New" w:cs="Courier New"/>
+          <w:kern w:val="0"/>
+          <w:sz w:val="20"/>
+          <w:szCs w:val="20"/>
+          <w:highlight w:val="yellow"/>
+          <w:lang w:val="en-GB" w:eastAsia="en-GB" w:bidi="ar-SA"/>
+          <w14:ligatures w14:val="none"/>
+        </w:rPr>
+        <w:br/>
+        <w:t>[Procurement Review]</w:t>
+      </w:r>
+      <w:r>
+        <w:rPr>
+          <w:rFonts w:ascii="Courier New" w:eastAsia="Times New Roman" w:hAnsi="Courier New" w:cs="Courier New"/>
+          <w:kern w:val="0"/>
+          <w:sz w:val="20"/>
+          <w:szCs w:val="20"/>
+          <w:highlight w:val="yellow"/>
+          <w:lang w:val="en-GB" w:eastAsia="en-GB" w:bidi="ar-SA"/>
+          <w14:ligatures w14:val="none"/>
+        </w:rPr>
+        <w:br/>
+        <w:t xml:space="preserve">   ↓</w:t>
+      </w:r>
+      <w:r>
+        <w:rPr>
+          <w:rFonts w:ascii="Courier New" w:eastAsia="Times New Roman" w:hAnsi="Courier New" w:cs="Courier New"/>
+          <w:kern w:val="0"/>
+          <w:sz w:val="20"/>
+          <w:szCs w:val="20"/>
+          <w:highlight w:val="yellow"/>
+          <w:lang w:val="en-GB" w:eastAsia="en-GB" w:bidi="ar-SA"/>
+          <w14:ligatures w14:val="none"/>
+        </w:rPr>
+        <w:br/>
+        <w:t>{&gt; Threshold?}</w:t>
+      </w:r>
+      <w:r>
+        <w:rPr>
+          <w:rFonts w:ascii="Courier New" w:eastAsia="Times New Roman" w:hAnsi="Courier New" w:cs="Courier New"/>
+          <w:kern w:val="0"/>
+          <w:sz w:val="20"/>
+          <w:szCs w:val="20"/>
+          <w:highlight w:val="yellow"/>
+          <w:lang w:val="en-GB" w:eastAsia="en-GB" w:bidi="ar-SA"/>
+          <w14:ligatures w14:val="none"/>
+        </w:rPr>
+        <w:br/>
+        <w:t xml:space="preserve">  ├─ Yes → Tender Process (RFQ/RFP)</w:t>
+      </w:r>
+      <w:r>
+        <w:rPr>
+          <w:rFonts w:ascii="Courier New" w:eastAsia="Times New Roman" w:hAnsi="Courier New" w:cs="Courier New"/>
+          <w:kern w:val="0"/>
+          <w:sz w:val="20"/>
+          <w:szCs w:val="20"/>
+          <w:highlight w:val="yellow"/>
+          <w:lang w:val="en-GB" w:eastAsia="en-GB" w:bidi="ar-SA"/>
+          <w14:ligatures w14:val="none"/>
+        </w:rPr>
+        <w:br/>
+        <w:t xml:space="preserve">  └─ No  → Direct PO</w:t>
+      </w:r>
+      <w:r>
+        <w:rPr>
+          <w:rFonts w:ascii="Courier New" w:eastAsia="Times New Roman" w:hAnsi="Courier New" w:cs="Courier New"/>
+          <w:kern w:val="0"/>
+          <w:sz w:val="20"/>
+          <w:szCs w:val="20"/>
+          <w:highlight w:val="yellow"/>
+          <w:lang w:val="en-GB" w:eastAsia="en-GB" w:bidi="ar-SA"/>
+          <w14:ligatures w14:val="none"/>
+        </w:rPr>
+        <w:br/>
+        <w:t xml:space="preserve">   ↓</w:t>
+      </w:r>
+      <w:r>
+        <w:rPr>
+          <w:rFonts w:ascii="Courier New" w:eastAsia="Times New Roman" w:hAnsi="Courier New" w:cs="Courier New"/>
+          <w:kern w:val="0"/>
+          <w:sz w:val="20"/>
+          <w:szCs w:val="20"/>
+          <w:highlight w:val="yellow"/>
+          <w:lang w:val="en-GB" w:eastAsia="en-GB" w:bidi="ar-SA"/>
+          <w14:ligatures w14:val="none"/>
+        </w:rPr>
+        <w:br/>
+        <w:t>[Evaluation Committee]</w:t>
+      </w:r>
+      <w:r>
+        <w:rPr>
+          <w:rFonts w:ascii="Courier New" w:eastAsia="Times New Roman" w:hAnsi="Courier New" w:cs="Courier New"/>
+          <w:kern w:val="0"/>
+          <w:sz w:val="20"/>
+          <w:szCs w:val="20"/>
+          <w:highlight w:val="yellow"/>
+          <w:lang w:val="en-GB" w:eastAsia="en-GB" w:bidi="ar-SA"/>
+          <w14:ligatures w14:val="none"/>
+        </w:rPr>
+        <w:br/>
+        <w:t xml:space="preserve">   ↓</w:t>
+      </w:r>
+      <w:r>
+        <w:rPr>
+          <w:rFonts w:ascii="Courier New" w:eastAsia="Times New Roman" w:hAnsi="Courier New" w:cs="Courier New"/>
+          <w:kern w:val="0"/>
+          <w:sz w:val="20"/>
+          <w:szCs w:val="20"/>
+          <w:highlight w:val="yellow"/>
+          <w:lang w:val="en-GB" w:eastAsia="en-GB" w:bidi="ar-SA"/>
+          <w14:ligatures w14:val="none"/>
+        </w:rPr>
+        <w:br/>
+        <w:t>[Award Decision]</w:t>
+      </w:r>
+      <w:r>
+        <w:rPr>
+          <w:rFonts w:ascii="Courier New" w:eastAsia="Times New Roman" w:hAnsi="Courier New" w:cs="Courier New"/>
+          <w:kern w:val="0"/>
+          <w:sz w:val="20"/>
+          <w:szCs w:val="20"/>
+          <w:highlight w:val="yellow"/>
+          <w:lang w:val="en-GB" w:eastAsia="en-GB" w:bidi="ar-SA"/>
+          <w14:ligatures w14:val="none"/>
+        </w:rPr>
+        <w:br/>
+        <w:t xml:space="preserve">   ↓</w:t>
+      </w:r>
+      <w:r>
+        <w:rPr>
+          <w:rFonts w:ascii="Courier New" w:eastAsia="Times New Roman" w:hAnsi="Courier New" w:cs="Courier New"/>
+          <w:kern w:val="0"/>
+          <w:sz w:val="20"/>
+          <w:szCs w:val="20"/>
+          <w:highlight w:val="yellow"/>
+          <w:lang w:val="en-GB" w:eastAsia="en-GB" w:bidi="ar-SA"/>
+          <w14:ligatures w14:val="none"/>
+        </w:rPr>
+        <w:br/>
+        <w:t>[Contract / PO Issued]</w:t>
+      </w:r>
+      <w:r>
+        <w:rPr>
+          <w:rFonts w:ascii="Courier New" w:eastAsia="Times New Roman" w:hAnsi="Courier New" w:cs="Courier New"/>
+          <w:kern w:val="0"/>
+          <w:sz w:val="20"/>
+          <w:szCs w:val="20"/>
+          <w:highlight w:val="yellow"/>
+          <w:lang w:val="en-GB" w:eastAsia="en-GB" w:bidi="ar-SA"/>
+          <w14:ligatures w14:val="none"/>
+        </w:rPr>
+        <w:br/>
+        <w:t xml:space="preserve">   ↓</w:t>
+      </w:r>
+      <w:r>
+        <w:rPr>
+          <w:rFonts w:ascii="Courier New" w:eastAsia="Times New Roman" w:hAnsi="Courier New" w:cs="Courier New"/>
+          <w:kern w:val="0"/>
+          <w:sz w:val="20"/>
+          <w:szCs w:val="20"/>
+          <w:highlight w:val="yellow"/>
+          <w:lang w:val="en-GB" w:eastAsia="en-GB" w:bidi="ar-SA"/>
+          <w14:ligatures w14:val="none"/>
+        </w:rPr>
+        <w:br/>
+        <w:t xml:space="preserve">[Delivery </w:t>
+      </w:r>
+      <w:r>
+        <w:rPr>
+          <w:rFonts w:ascii="Courier New" w:eastAsia="Times New Roman" w:hAnsi="Courier New" w:cs="Courier New"/>
+          <w:kern w:val="0"/>
+          <w:sz w:val="20"/>
+          <w:szCs w:val="20"/>
+          <w:highlight w:val="yellow"/>
+          <w:lang w:val="en-GB" w:eastAsia="en-GB" w:bidi="ar-SA"/>
+          <w14:ligatures w14:val="none"/>
+        </w:rPr>
+        <w:t>&amp; GRN]</w:t>
+      </w:r>
+      <w:r>
+        <w:rPr>
+          <w:rFonts w:ascii="Courier New" w:eastAsia="Times New Roman" w:hAnsi="Courier New" w:cs="Courier New"/>
+          <w:kern w:val="0"/>
+          <w:sz w:val="20"/>
+          <w:szCs w:val="20"/>
+          <w:highlight w:val="yellow"/>
+          <w:lang w:val="en-GB" w:eastAsia="en-GB" w:bidi="ar-SA"/>
+          <w14:ligatures w14:val="none"/>
+        </w:rPr>
+        <w:br/>
+        <w:t xml:space="preserve">   ↓</w:t>
+      </w:r>
+      <w:r>
+        <w:rPr>
+          <w:rFonts w:ascii="Courier New" w:eastAsia="Times New Roman" w:hAnsi="Courier New" w:cs="Courier New"/>
+          <w:kern w:val="0"/>
+          <w:sz w:val="20"/>
+          <w:szCs w:val="20"/>
+          <w:highlight w:val="yellow"/>
+          <w:lang w:val="en-GB" w:eastAsia="en-GB" w:bidi="ar-SA"/>
+          <w14:ligatures w14:val="none"/>
+        </w:rPr>
+        <w:br/>
+      </w:r>
+      <w:r>
+        <w:rPr>
+          <w:rFonts w:ascii="Courier New" w:eastAsia="Times New Roman" w:hAnsi="Courier New" w:cs="Courier New"/>
+          <w:kern w:val="0"/>
+          <w:sz w:val="20"/>
+          <w:szCs w:val="20"/>
+          <w:highlight w:val="yellow"/>
+          <w:lang w:val="en-GB" w:eastAsia="en-GB" w:bidi="ar-SA"/>
+          <w14:ligatures w14:val="none"/>
+        </w:rPr>
+        <w:lastRenderedPageBreak/>
         <w:t>[Invoice &amp; 3-Way Match]</w:t>
       </w:r>
       <w:r>
@@ -2570,6 +5707,7 @@
           <w14:ligatures w14:val="none"/>
         </w:rPr>
       </w:pPr>
+      <w:bookmarkStart w:id="5" w:name="_Toc224160877"/>
       <w:r>
         <w:rPr>
           <w:rFonts w:ascii="Times New Roman" w:eastAsia="Times New Roman" w:hAnsi="Times New Roman" w:cs="Times New Roman"/>
@@ -2583,6 +5721,7 @@
         </w:rPr>
         <w:t>13.5 RACI Matrix</w:t>
       </w:r>
+      <w:bookmarkEnd w:id="5"/>
     </w:p>
     <w:tbl>
       <w:tblPr>
@@ -3823,6 +6962,7 @@
           <w14:ligatures w14:val="none"/>
         </w:rPr>
       </w:pPr>
+      <w:bookmarkStart w:id="6" w:name="_Toc224160878"/>
       <w:r>
         <w:rPr>
           <w:rFonts w:ascii="Times New Roman" w:eastAsia="Times New Roman" w:hAnsi="Times New Roman" w:cs="Times New Roman"/>
@@ -3836,6 +6976,7 @@
         </w:rPr>
         <w:t>13.6 KPIs Framework</w:t>
       </w:r>
+      <w:bookmarkEnd w:id="6"/>
     </w:p>
     <w:tbl>
       <w:tblPr>
@@ -4469,6 +7610,7 @@
           <w14:ligatures w14:val="none"/>
         </w:rPr>
       </w:pPr>
+      <w:bookmarkStart w:id="7" w:name="_Toc224160879"/>
       <w:r>
         <w:rPr>
           <w:rFonts w:ascii="Times New Roman" w:eastAsia="Times New Roman" w:hAnsi="Times New Roman" w:cs="Times New Roman"/>
@@ -4482,6 +7624,7 @@
         </w:rPr>
         <w:t>13.7 SAP / ERP Configuration (Recommended Structure)</w:t>
       </w:r>
+      <w:bookmarkEnd w:id="7"/>
     </w:p>
     <w:tbl>
       <w:tblPr>
@@ -4853,7 +7996,6 @@
                 <w:lang w:val="en-GB" w:eastAsia="en-GB" w:bidi="ar-SA"/>
                 <w14:ligatures w14:val="none"/>
               </w:rPr>
-              <w:lastRenderedPageBreak/>
               <w:t>GRC</w:t>
             </w:r>
           </w:p>
@@ -5071,6 +8213,7 @@
           <w:lang w:val="en-GB" w:eastAsia="en-GB" w:bidi="ar-SA"/>
           <w14:ligatures w14:val="none"/>
         </w:rPr>
+        <w:lastRenderedPageBreak/>
         <w:pict w14:anchorId="601E27D6">
           <v:rect id="_x0000_i1032" style="width:0;height:1.5pt" o:hralign="center" o:hrstd="t" o:hr="t" fillcolor="#a0a0a0" stroked="f"/>
         </w:pict>
@@ -5091,6 +8234,7 @@
           <w14:ligatures w14:val="none"/>
         </w:rPr>
       </w:pPr>
+      <w:bookmarkStart w:id="8" w:name="_Toc224160880"/>
       <w:r>
         <w:rPr>
           <w:rFonts w:ascii="Times New Roman" w:eastAsia="Times New Roman" w:hAnsi="Times New Roman" w:cs="Times New Roman"/>
@@ -5104,6 +8248,7 @@
         </w:rPr>
         <w:t>13.8 Core Forms &amp; Templates</w:t>
       </w:r>
+      <w:bookmarkEnd w:id="8"/>
     </w:p>
     <w:p>
       <w:pPr>
@@ -5120,6 +8265,7 @@
           <w14:ligatures w14:val="none"/>
         </w:rPr>
       </w:pPr>
+      <w:bookmarkStart w:id="9" w:name="_Toc224160881"/>
       <w:r>
         <w:rPr>
           <w:rFonts w:ascii="Times New Roman" w:eastAsia="Times New Roman" w:hAnsi="Times New Roman" w:cs="Times New Roman"/>
@@ -5133,6 +8279,7 @@
         </w:rPr>
         <w:t>F-13-01 Purchase Requisition (PR)</w:t>
       </w:r>
+      <w:bookmarkEnd w:id="9"/>
     </w:p>
     <w:p>
       <w:pPr>
@@ -5317,6 +8464,7 @@
           <w14:ligatures w14:val="none"/>
         </w:rPr>
       </w:pPr>
+      <w:bookmarkStart w:id="10" w:name="_Toc224160882"/>
       <w:r>
         <w:rPr>
           <w:rFonts w:ascii="Times New Roman" w:eastAsia="Times New Roman" w:hAnsi="Times New Roman" w:cs="Times New Roman"/>
@@ -5330,6 +8478,7 @@
         </w:rPr>
         <w:t>F-13-02 Vendor Prequalification Form</w:t>
       </w:r>
+      <w:bookmarkEnd w:id="10"/>
     </w:p>
     <w:p>
       <w:pPr>
@@ -5486,6 +8635,7 @@
           <w14:ligatures w14:val="none"/>
         </w:rPr>
       </w:pPr>
+      <w:bookmarkStart w:id="11" w:name="_Toc224160883"/>
       <w:r>
         <w:rPr>
           <w:rFonts w:ascii="Times New Roman" w:eastAsia="Times New Roman" w:hAnsi="Times New Roman" w:cs="Times New Roman"/>
@@ -5499,6 +8649,7 @@
         </w:rPr>
         <w:t>F-13-03 Bid Evaluation Sheet</w:t>
       </w:r>
+      <w:bookmarkEnd w:id="11"/>
     </w:p>
     <w:p>
       <w:pPr>
@@ -5627,6 +8778,7 @@
           <w14:ligatures w14:val="none"/>
         </w:rPr>
       </w:pPr>
+      <w:bookmarkStart w:id="12" w:name="_Toc224160884"/>
       <w:r>
         <w:rPr>
           <w:rFonts w:ascii="Times New Roman" w:eastAsia="Times New Roman" w:hAnsi="Times New Roman" w:cs="Times New Roman"/>
@@ -5640,6 +8792,7 @@
         </w:rPr>
         <w:t>F-13-04 Contract Approval Form</w:t>
       </w:r>
+      <w:bookmarkEnd w:id="12"/>
     </w:p>
     <w:p>
       <w:pPr>
@@ -5796,6 +8949,7 @@
           <w14:ligatures w14:val="none"/>
         </w:rPr>
       </w:pPr>
+      <w:bookmarkStart w:id="13" w:name="_Toc224160885"/>
       <w:r>
         <w:rPr>
           <w:rFonts w:ascii="Times New Roman" w:eastAsia="Times New Roman" w:hAnsi="Times New Roman" w:cs="Times New Roman"/>
@@ -5809,6 +8963,7 @@
         </w:rPr>
         <w:t>F-13-05 Vendor Performance Scorecard</w:t>
       </w:r>
+      <w:bookmarkEnd w:id="13"/>
     </w:p>
     <w:p>
       <w:pPr>
@@ -5835,7 +8990,6 @@
           <w:lang w:val="en-GB" w:eastAsia="en-GB" w:bidi="ar-SA"/>
           <w14:ligatures w14:val="none"/>
         </w:rPr>
-        <w:lastRenderedPageBreak/>
         <w:t>Delivery Timeliness</w:t>
       </w:r>
     </w:p>
@@ -5992,6 +9146,7 @@
           <w14:ligatures w14:val="none"/>
         </w:rPr>
       </w:pPr>
+      <w:bookmarkStart w:id="14" w:name="_Toc224160886"/>
       <w:r>
         <w:rPr>
           <w:rFonts w:ascii="Times New Roman" w:eastAsia="Times New Roman" w:hAnsi="Times New Roman" w:cs="Times New Roman"/>
@@ -6003,8 +9158,10 @@
           <w:lang w:val="en-GB" w:eastAsia="en-GB" w:bidi="ar-SA"/>
           <w14:ligatures w14:val="none"/>
         </w:rPr>
+        <w:lastRenderedPageBreak/>
         <w:t>13.9 Governance Risk &amp; Control Matrix (ISO 37301 + COSO)</w:t>
       </w:r>
+      <w:bookmarkEnd w:id="14"/>
     </w:p>
     <w:tbl>
       <w:tblPr>
@@ -6934,6 +10091,7 @@
           <w14:ligatures w14:val="none"/>
         </w:rPr>
       </w:pPr>
+      <w:bookmarkStart w:id="15" w:name="_Toc224160887"/>
       <w:r>
         <w:rPr>
           <w:rFonts w:ascii="Times New Roman" w:eastAsia="Times New Roman" w:hAnsi="Times New Roman" w:cs="Times New Roman"/>
@@ -6947,6 +10105,7 @@
         </w:rPr>
         <w:t>13.10 Commercial Strategy Layer</w:t>
       </w:r>
+      <w:bookmarkEnd w:id="15"/>
     </w:p>
     <w:p>
       <w:pPr>
@@ -7181,6 +10340,7 @@
           <w14:ligatures w14:val="none"/>
         </w:rPr>
       </w:pPr>
+      <w:bookmarkStart w:id="16" w:name="_Toc224160888"/>
       <w:r>
         <w:rPr>
           <w:rFonts w:ascii="Times New Roman" w:eastAsia="Times New Roman" w:hAnsi="Times New Roman" w:cs="Times New Roman"/>
@@ -7194,6 +10354,7 @@
         </w:rPr>
         <w:t>13.11 Internal Control Strengthening</w:t>
       </w:r>
+      <w:bookmarkEnd w:id="16"/>
     </w:p>
     <w:p>
       <w:pPr>
@@ -7414,7 +10575,6 @@
           <w:lang w:val="en-GB" w:eastAsia="en-GB" w:bidi="ar-SA"/>
           <w14:ligatures w14:val="none"/>
         </w:rPr>
-        <w:lastRenderedPageBreak/>
         <w:t xml:space="preserve">Convert this into a </w:t>
       </w:r>
       <w:r>
@@ -7625,6 +10785,16 @@
       </w:r>
     </w:p>
     <w:p>
+      <w:pPr>
+        <w:rPr>
+          <w:rFonts w:ascii="Times New Roman" w:eastAsia="Times New Roman" w:hAnsi="Times New Roman" w:cs="Times New Roman"/>
+          <w:kern w:val="0"/>
+          <w:sz w:val="24"/>
+          <w:szCs w:val="24"/>
+          <w:lang w:val="en-GB" w:eastAsia="en-GB" w:bidi="ar-SA"/>
+          <w14:ligatures w14:val="none"/>
+        </w:rPr>
+      </w:pPr>
       <w:r>
         <w:rPr>
           <w:rFonts w:ascii="Times New Roman" w:eastAsia="Times New Roman" w:hAnsi="Times New Roman" w:cs="Times New Roman"/>
@@ -7635,6 +10805,73 @@
           <w14:ligatures w14:val="none"/>
         </w:rPr>
         <w:t xml:space="preserve"> </w:t>
+      </w:r>
+    </w:p>
+    <w:p>
+      <w:pPr>
+        <w:pStyle w:val="Heading3"/>
+        <w:rPr>
+          <w:rFonts w:ascii="Times New Roman" w:eastAsia="Times New Roman" w:hAnsi="Times New Roman" w:cs="Times New Roman"/>
+          <w:kern w:val="0"/>
+          <w:sz w:val="24"/>
+          <w:szCs w:val="24"/>
+          <w:lang w:val="en-GB" w:eastAsia="en-GB" w:bidi="ar-SA"/>
+          <w14:ligatures w14:val="none"/>
+        </w:rPr>
+      </w:pPr>
+      <w:bookmarkStart w:id="17" w:name="_Toc224160889"/>
+      <w:r>
+        <w:rPr>
+          <w:rFonts w:ascii="Times New Roman" w:eastAsia="Times New Roman" w:hAnsi="Times New Roman" w:cs="Times New Roman"/>
+          <w:kern w:val="0"/>
+          <w:sz w:val="24"/>
+          <w:szCs w:val="24"/>
+          <w:lang w:val="en-GB" w:eastAsia="en-GB" w:bidi="ar-SA"/>
+          <w14:ligatures w14:val="none"/>
+        </w:rPr>
+        <w:lastRenderedPageBreak/>
+        <w:t>Form and templates</w:t>
+      </w:r>
+      <w:bookmarkEnd w:id="17"/>
+      <w:r>
+        <w:rPr>
+          <w:rFonts w:ascii="Times New Roman" w:eastAsia="Times New Roman" w:hAnsi="Times New Roman" w:cs="Times New Roman"/>
+          <w:kern w:val="0"/>
+          <w:sz w:val="24"/>
+          <w:szCs w:val="24"/>
+          <w:lang w:val="en-GB" w:eastAsia="en-GB" w:bidi="ar-SA"/>
+          <w14:ligatures w14:val="none"/>
+        </w:rPr>
+        <w:t xml:space="preserve"> </w:t>
+      </w:r>
+    </w:p>
+    <w:p>
+      <w:pPr>
+        <w:rPr>
+          <w:rFonts w:ascii="Times New Roman" w:eastAsia="Times New Roman" w:hAnsi="Times New Roman" w:cs="Times New Roman"/>
+          <w:kern w:val="0"/>
+          <w:sz w:val="24"/>
+          <w:szCs w:val="24"/>
+          <w:lang w:val="en-GB" w:eastAsia="en-GB" w:bidi="ar-SA"/>
+          <w14:ligatures w14:val="none"/>
+        </w:rPr>
+      </w:pPr>
+      <w:r>
+        <w:rPr>
+          <w:rFonts w:ascii="Times New Roman" w:eastAsia="Times New Roman" w:hAnsi="Times New Roman" w:cs="Times New Roman"/>
+          <w:kern w:val="0"/>
+          <w:sz w:val="24"/>
+          <w:szCs w:val="24"/>
+          <w:lang w:val="en-GB" w:eastAsia="en-GB" w:bidi="ar-SA"/>
+          <w14:ligatures w14:val="none"/>
+        </w:rPr>
+        <w:br w:type="page"/>
+      </w:r>
+    </w:p>
+    <w:p>
+      <w:r>
+        <w:lastRenderedPageBreak/>
+        <w:t>End of document</w:t>
       </w:r>
     </w:p>
     <w:sectPr>
@@ -10337,6 +13574,75 @@
       </w:tcPr>
     </w:tblStylePr>
   </w:style>
+  <w:style w:type="paragraph" w:styleId="TOCHeading">
+    <w:name w:val="TOC Heading"/>
+    <w:basedOn w:val="Heading1"/>
+    <w:next w:val="Normal"/>
+    <w:uiPriority w:val="39"/>
+    <w:unhideWhenUsed/>
+    <w:qFormat/>
+    <w:rsid w:val="00B45713"/>
+    <w:pPr>
+      <w:spacing w:before="240" w:after="0"/>
+      <w:outlineLvl w:val="9"/>
+    </w:pPr>
+    <w:rPr>
+      <w:kern w:val="0"/>
+      <w:sz w:val="32"/>
+      <w:szCs w:val="32"/>
+      <w:lang w:bidi="ar-SA"/>
+      <w14:ligatures w14:val="none"/>
+    </w:rPr>
+  </w:style>
+  <w:style w:type="paragraph" w:styleId="TOC1">
+    <w:name w:val="toc 1"/>
+    <w:basedOn w:val="Normal"/>
+    <w:next w:val="Normal"/>
+    <w:autoRedefine/>
+    <w:uiPriority w:val="39"/>
+    <w:unhideWhenUsed/>
+    <w:rsid w:val="00B45713"/>
+    <w:pPr>
+      <w:spacing w:after="100"/>
+    </w:pPr>
+  </w:style>
+  <w:style w:type="paragraph" w:styleId="TOC2">
+    <w:name w:val="toc 2"/>
+    <w:basedOn w:val="Normal"/>
+    <w:next w:val="Normal"/>
+    <w:autoRedefine/>
+    <w:uiPriority w:val="39"/>
+    <w:unhideWhenUsed/>
+    <w:rsid w:val="00B45713"/>
+    <w:pPr>
+      <w:spacing w:after="100"/>
+      <w:ind w:left="220"/>
+    </w:pPr>
+  </w:style>
+  <w:style w:type="paragraph" w:styleId="TOC3">
+    <w:name w:val="toc 3"/>
+    <w:basedOn w:val="Normal"/>
+    <w:next w:val="Normal"/>
+    <w:autoRedefine/>
+    <w:uiPriority w:val="39"/>
+    <w:unhideWhenUsed/>
+    <w:rsid w:val="00B45713"/>
+    <w:pPr>
+      <w:spacing w:after="100"/>
+      <w:ind w:left="440"/>
+    </w:pPr>
+  </w:style>
+  <w:style w:type="character" w:styleId="Hyperlink">
+    <w:name w:val="Hyperlink"/>
+    <w:basedOn w:val="DefaultParagraphFont"/>
+    <w:uiPriority w:val="99"/>
+    <w:unhideWhenUsed/>
+    <w:rsid w:val="00B45713"/>
+    <w:rPr>
+      <w:color w:val="467886" w:themeColor="hyperlink"/>
+      <w:u w:val="single"/>
+    </w:rPr>
+  </w:style>
 </w:styles>
 </file>
 
